--- a/templates/09-ai-vision/b7-tuyen-bo-du-lieu-huan-luyen.docx
+++ b/templates/09-ai-vision/b7-tuyen-bo-du-lieu-huan-luyen.docx
@@ -1432,10 +1432,1291 @@
           <w:i w:val="false"/>
           <w:iCs w:val="false"/>
           <w:caps w:val="false"/>
-          <w:sz w:val="28"/>
-          <w:szCs w:val="28"/>
-        </w:rPr>
-        <w:t xml:space="preserve">2. Tuyên bố về việc sử dụng dữ liệu của khách hàng</w:t>
+          <w:sz w:val="26"/>
+          <w:szCs w:val="26"/>
+        </w:rPr>
+        <w:t xml:space="preserve">1.1. Mô hình mua, nhận chuyển giao từ bên thứ ba, kể cả bên nước ngoài</w:t>
+      </w:r>
+    </w:p>
+    <w:p>
+      <w:pPr>
+        <w:spacing w:after="120" w:before="0" w:line="276" w:lineRule="auto"/>
+        <w:ind w:firstLine="566"/>
+        <w:jc w:val="both"/>
+      </w:pPr>
+      <w:r>
+        <w:rPr>
+          <w:rFonts w:ascii="Times New Roman" w:cs="Times New Roman" w:eastAsia="Times New Roman" w:hAnsi="Times New Roman"/>
+          <w:b/>
+          <w:bCs/>
+          <w:i w:val="false"/>
+          <w:iCs w:val="false"/>
+          <w:sz w:val="26"/>
+          <w:szCs w:val="26"/>
+        </w:rPr>
+        <w:t xml:space="preserve">Khi nào phát sinh chuyển dữ liệu cá nhân xuyên biên giới.</w:t>
+      </w:r>
+      <w:r>
+        <w:rPr>
+          <w:rFonts w:ascii="Times New Roman" w:cs="Times New Roman" w:eastAsia="Times New Roman" w:hAnsi="Times New Roman"/>
+          <w:b w:val="false"/>
+          <w:bCs w:val="false"/>
+          <w:i w:val="false"/>
+          <w:iCs w:val="false"/>
+          <w:sz w:val="26"/>
+          <w:szCs w:val="26"/>
+        </w:rPr>
+        <w:t xml:space="preserve"> Việc nhận tệp mô hình (trọng số) từ nước ngoài vào Việt Nam là chiều ngược lại với các trường hợp tại khoản 1 Điều 20 Luật Bảo vệ dữ liệu cá nhân, và tệp mô hình không chứa dữ liệu cá nhân thu thập tại Việt Nam. Tuy vậy, </w:t>
+      </w:r>
+      <w:r>
+        <w:rPr>
+          <w:rFonts w:ascii="Times New Roman" w:cs="Times New Roman" w:eastAsia="Times New Roman" w:hAnsi="Times New Roman"/>
+          <w:b/>
+          <w:bCs/>
+          <w:i w:val="false"/>
+          <w:iCs w:val="false"/>
+          <w:sz w:val="26"/>
+          <w:szCs w:val="26"/>
+        </w:rPr>
+        <w:t xml:space="preserve">có</w:t>
+      </w:r>
+      <w:r>
+        <w:rPr>
+          <w:rFonts w:ascii="Times New Roman" w:cs="Times New Roman" w:eastAsia="Times New Roman" w:hAnsi="Times New Roman"/>
+          <w:b w:val="false"/>
+          <w:bCs w:val="false"/>
+          <w:i w:val="false"/>
+          <w:iCs w:val="false"/>
+          <w:sz w:val="26"/>
+          <w:szCs w:val="26"/>
+        </w:rPr>
+        <w:t xml:space="preserve"> chuyển xuyên biên giới nếu xảy ra một trong các trường hợp sau:</w:t>
+      </w:r>
+    </w:p>
+    <w:tbl>
+      <w:tblPr>
+        <w:tblW w:type="pct" w:w="100%"/>
+        <w:tblBorders>
+          <w:top w:val="single" w:color="auto" w:sz="4"/>
+          <w:left w:val="single" w:color="auto" w:sz="4"/>
+          <w:bottom w:val="single" w:color="auto" w:sz="4"/>
+          <w:right w:val="single" w:color="auto" w:sz="4"/>
+          <w:insideH w:val="single" w:color="auto" w:sz="4"/>
+          <w:insideV w:val="single" w:color="auto" w:sz="4"/>
+        </w:tblBorders>
+        <w:tblLayout w:type="autofit"/>
+      </w:tblPr>
+      <w:tblGrid>
+        <w:gridCol w:w="6581"/>
+        <w:gridCol w:w="2444"/>
+      </w:tblGrid>
+      <w:tr>
+        <w:trPr>
+          <w:cantSplit/>
+          <w:tblHeader/>
+        </w:trPr>
+        <w:tc>
+          <w:tcPr>
+            <w:tcW w:type="dxa" w:w="6581"/>
+            <w:tcBorders>
+              <w:top w:val="single" w:color="000000" w:sz="4"/>
+              <w:left w:val="single" w:color="000000" w:sz="4"/>
+              <w:bottom w:val="single" w:color="000000" w:sz="4"/>
+              <w:right w:val="single" w:color="000000" w:sz="4"/>
+            </w:tcBorders>
+            <w:shd w:fill="F2F2F2" w:color="auto" w:val="clear"/>
+            <w:tcMar>
+              <w:top w:type="dxa" w:w="30"/>
+              <w:left w:type="dxa" w:w="70"/>
+              <w:bottom w:type="dxa" w:w="30"/>
+              <w:right w:type="dxa" w:w="70"/>
+            </w:tcMar>
+            <w:vAlign w:val="center"/>
+          </w:tcPr>
+          <w:p>
+            <w:pPr>
+              <w:keepNext/>
+              <w:spacing w:after="0" w:before="0" w:line="240" w:lineRule="auto"/>
+              <w:jc w:val="center"/>
+            </w:pPr>
+            <w:r>
+              <w:rPr>
+                <w:rFonts w:ascii="Times New Roman" w:cs="Times New Roman" w:eastAsia="Times New Roman" w:hAnsi="Times New Roman"/>
+                <w:b/>
+                <w:bCs/>
+                <w:i w:val="false"/>
+                <w:iCs w:val="false"/>
+                <w:sz w:val="24"/>
+                <w:szCs w:val="24"/>
+              </w:rPr>
+              <w:t xml:space="preserve">Trường hợp</w:t>
+            </w:r>
+          </w:p>
+        </w:tc>
+        <w:tc>
+          <w:tcPr>
+            <w:tcW w:type="dxa" w:w="2444"/>
+            <w:tcBorders>
+              <w:top w:val="single" w:color="000000" w:sz="4"/>
+              <w:left w:val="single" w:color="000000" w:sz="4"/>
+              <w:bottom w:val="single" w:color="000000" w:sz="4"/>
+              <w:right w:val="single" w:color="000000" w:sz="4"/>
+            </w:tcBorders>
+            <w:shd w:fill="F2F2F2" w:color="auto" w:val="clear"/>
+            <w:tcMar>
+              <w:top w:type="dxa" w:w="30"/>
+              <w:left w:type="dxa" w:w="70"/>
+              <w:bottom w:type="dxa" w:w="30"/>
+              <w:right w:type="dxa" w:w="70"/>
+            </w:tcMar>
+            <w:vAlign w:val="center"/>
+          </w:tcPr>
+          <w:p>
+            <w:pPr>
+              <w:keepNext/>
+              <w:spacing w:after="0" w:before="0" w:line="240" w:lineRule="auto"/>
+              <w:jc w:val="center"/>
+            </w:pPr>
+            <w:r>
+              <w:rPr>
+                <w:rFonts w:ascii="Times New Roman" w:cs="Times New Roman" w:eastAsia="Times New Roman" w:hAnsi="Times New Roman"/>
+                <w:b/>
+                <w:bCs/>
+                <w:i w:val="false"/>
+                <w:iCs w:val="false"/>
+                <w:sz w:val="24"/>
+                <w:szCs w:val="24"/>
+              </w:rPr>
+              <w:t xml:space="preserve">Căn cứ</w:t>
+            </w:r>
+          </w:p>
+        </w:tc>
+      </w:tr>
+      <w:tr>
+        <w:trPr>
+          <w:cantSplit/>
+          <w:tblHeader w:val="false"/>
+        </w:trPr>
+        <w:tc>
+          <w:tcPr>
+            <w:tcW w:type="dxa" w:w="6581"/>
+            <w:tcBorders>
+              <w:top w:val="single" w:color="000000" w:sz="4"/>
+              <w:left w:val="single" w:color="000000" w:sz="4"/>
+              <w:bottom w:val="single" w:color="000000" w:sz="4"/>
+              <w:right w:val="single" w:color="000000" w:sz="4"/>
+            </w:tcBorders>
+            <w:tcMar>
+              <w:top w:type="dxa" w:w="30"/>
+              <w:left w:type="dxa" w:w="70"/>
+              <w:bottom w:type="dxa" w:w="30"/>
+              <w:right w:type="dxa" w:w="70"/>
+            </w:tcMar>
+            <w:vAlign w:val="center"/>
+          </w:tcPr>
+          <w:p>
+            <w:pPr>
+              <w:keepNext/>
+              <w:spacing w:after="0" w:before="0" w:line="240" w:lineRule="auto"/>
+              <w:jc w:val="left"/>
+            </w:pPr>
+            <w:r>
+              <w:rPr>
+                <w:rFonts w:ascii="Times New Roman" w:cs="Times New Roman" w:eastAsia="Times New Roman" w:hAnsi="Times New Roman"/>
+                <w:b w:val="false"/>
+                <w:bCs w:val="false"/>
+                <w:i w:val="false"/>
+                <w:iCs w:val="false"/>
+                <w:sz w:val="24"/>
+                <w:szCs w:val="24"/>
+              </w:rPr>
+              <w:t xml:space="preserve">Suy luận (so khớp khuôn mặt, đọc biển số) chạy trên máy chủ, API của bên cung cấp mô hình ở nước ngoài</w:t>
+            </w:r>
+          </w:p>
+        </w:tc>
+        <w:tc>
+          <w:tcPr>
+            <w:tcW w:type="dxa" w:w="2444"/>
+            <w:tcBorders>
+              <w:top w:val="single" w:color="000000" w:sz="4"/>
+              <w:left w:val="single" w:color="000000" w:sz="4"/>
+              <w:bottom w:val="single" w:color="000000" w:sz="4"/>
+              <w:right w:val="single" w:color="000000" w:sz="4"/>
+            </w:tcBorders>
+            <w:tcMar>
+              <w:top w:type="dxa" w:w="30"/>
+              <w:left w:type="dxa" w:w="70"/>
+              <w:bottom w:type="dxa" w:w="30"/>
+              <w:right w:type="dxa" w:w="70"/>
+            </w:tcMar>
+            <w:vAlign w:val="center"/>
+          </w:tcPr>
+          <w:p>
+            <w:pPr>
+              <w:keepNext/>
+              <w:spacing w:after="0" w:before="0" w:line="240" w:lineRule="auto"/>
+              <w:jc w:val="left"/>
+            </w:pPr>
+            <w:r>
+              <w:rPr>
+                <w:rFonts w:ascii="Times New Roman" w:cs="Times New Roman" w:eastAsia="Times New Roman" w:hAnsi="Times New Roman"/>
+                <w:b w:val="false"/>
+                <w:bCs w:val="false"/>
+                <w:i w:val="false"/>
+                <w:iCs w:val="false"/>
+                <w:sz w:val="24"/>
+                <w:szCs w:val="24"/>
+              </w:rPr>
+              <w:t xml:space="preserve">Luật 91 Đ20.1.c</w:t>
+            </w:r>
+          </w:p>
+        </w:tc>
+      </w:tr>
+      <w:tr>
+        <w:trPr>
+          <w:cantSplit/>
+          <w:tblHeader w:val="false"/>
+        </w:trPr>
+        <w:tc>
+          <w:tcPr>
+            <w:tcW w:type="dxa" w:w="6581"/>
+            <w:tcBorders>
+              <w:top w:val="single" w:color="000000" w:sz="4"/>
+              <w:left w:val="single" w:color="000000" w:sz="4"/>
+              <w:bottom w:val="single" w:color="000000" w:sz="4"/>
+              <w:right w:val="single" w:color="000000" w:sz="4"/>
+            </w:tcBorders>
+            <w:tcMar>
+              <w:top w:type="dxa" w:w="30"/>
+              <w:left w:type="dxa" w:w="70"/>
+              <w:bottom w:type="dxa" w:w="30"/>
+              <w:right w:type="dxa" w:w="70"/>
+            </w:tcMar>
+            <w:vAlign w:val="center"/>
+          </w:tcPr>
+          <w:p>
+            <w:pPr>
+              <w:keepNext/>
+              <w:spacing w:after="0" w:before="0" w:line="240" w:lineRule="auto"/>
+              <w:jc w:val="left"/>
+            </w:pPr>
+            <w:r>
+              <w:rPr>
+                <w:rFonts w:ascii="Times New Roman" w:cs="Times New Roman" w:eastAsia="Times New Roman" w:hAnsi="Times New Roman"/>
+                <w:b w:val="false"/>
+                <w:bCs w:val="false"/>
+                <w:i w:val="false"/>
+                <w:iCs w:val="false"/>
+                <w:sz w:val="24"/>
+                <w:szCs w:val="24"/>
+              </w:rPr>
+              <w:t xml:space="preserve">Sản phẩm gửi dữ liệu chẩn đoán có hình ảnh, template, biển số về bên cung cấp mô hình ở nước ngoài</w:t>
+            </w:r>
+          </w:p>
+        </w:tc>
+        <w:tc>
+          <w:tcPr>
+            <w:tcW w:type="dxa" w:w="2444"/>
+            <w:tcBorders>
+              <w:top w:val="single" w:color="000000" w:sz="4"/>
+              <w:left w:val="single" w:color="000000" w:sz="4"/>
+              <w:bottom w:val="single" w:color="000000" w:sz="4"/>
+              <w:right w:val="single" w:color="000000" w:sz="4"/>
+            </w:tcBorders>
+            <w:tcMar>
+              <w:top w:type="dxa" w:w="30"/>
+              <w:left w:type="dxa" w:w="70"/>
+              <w:bottom w:type="dxa" w:w="30"/>
+              <w:right w:type="dxa" w:w="70"/>
+            </w:tcMar>
+            <w:vAlign w:val="center"/>
+          </w:tcPr>
+          <w:p>
+            <w:pPr>
+              <w:keepNext/>
+              <w:spacing w:after="0" w:before="0" w:line="240" w:lineRule="auto"/>
+              <w:jc w:val="left"/>
+            </w:pPr>
+            <w:r>
+              <w:rPr>
+                <w:rFonts w:ascii="Times New Roman" w:cs="Times New Roman" w:eastAsia="Times New Roman" w:hAnsi="Times New Roman"/>
+                <w:b w:val="false"/>
+                <w:bCs w:val="false"/>
+                <w:i w:val="false"/>
+                <w:iCs w:val="false"/>
+                <w:sz w:val="24"/>
+                <w:szCs w:val="24"/>
+              </w:rPr>
+              <w:t xml:space="preserve">Luật 91 Đ20.1.a–b</w:t>
+            </w:r>
+          </w:p>
+        </w:tc>
+      </w:tr>
+      <w:tr>
+        <w:trPr>
+          <w:cantSplit/>
+          <w:tblHeader w:val="false"/>
+        </w:trPr>
+        <w:tc>
+          <w:tcPr>
+            <w:tcW w:type="dxa" w:w="6581"/>
+            <w:tcBorders>
+              <w:top w:val="single" w:color="000000" w:sz="4"/>
+              <w:left w:val="single" w:color="000000" w:sz="4"/>
+              <w:bottom w:val="single" w:color="000000" w:sz="4"/>
+              <w:right w:val="single" w:color="000000" w:sz="4"/>
+            </w:tcBorders>
+            <w:tcMar>
+              <w:top w:type="dxa" w:w="30"/>
+              <w:left w:type="dxa" w:w="70"/>
+              <w:bottom w:type="dxa" w:w="30"/>
+              <w:right w:type="dxa" w:w="70"/>
+            </w:tcMar>
+            <w:vAlign w:val="center"/>
+          </w:tcPr>
+          <w:p>
+            <w:pPr>
+              <w:keepNext/>
+              <w:spacing w:after="0" w:before="0" w:line="240" w:lineRule="auto"/>
+              <w:jc w:val="left"/>
+            </w:pPr>
+            <w:r>
+              <w:rPr>
+                <w:rFonts w:ascii="Times New Roman" w:cs="Times New Roman" w:eastAsia="Times New Roman" w:hAnsi="Times New Roman"/>
+                <w:b w:val="false"/>
+                <w:bCs w:val="false"/>
+                <w:i w:val="false"/>
+                <w:iCs w:val="false"/>
+                <w:sz w:val="24"/>
+                <w:szCs w:val="24"/>
+              </w:rPr>
+              <w:t xml:space="preserve">Bên cung cấp mô hình truy cập từ xa hệ thống tại Việt Nam để hỗ trợ, cập nhật</w:t>
+            </w:r>
+          </w:p>
+        </w:tc>
+        <w:tc>
+          <w:tcPr>
+            <w:tcW w:type="dxa" w:w="2444"/>
+            <w:tcBorders>
+              <w:top w:val="single" w:color="000000" w:sz="4"/>
+              <w:left w:val="single" w:color="000000" w:sz="4"/>
+              <w:bottom w:val="single" w:color="000000" w:sz="4"/>
+              <w:right w:val="single" w:color="000000" w:sz="4"/>
+            </w:tcBorders>
+            <w:tcMar>
+              <w:top w:type="dxa" w:w="30"/>
+              <w:left w:type="dxa" w:w="70"/>
+              <w:bottom w:type="dxa" w:w="30"/>
+              <w:right w:type="dxa" w:w="70"/>
+            </w:tcMar>
+            <w:vAlign w:val="center"/>
+          </w:tcPr>
+          <w:p>
+            <w:pPr>
+              <w:keepNext/>
+              <w:spacing w:after="0" w:before="0" w:line="240" w:lineRule="auto"/>
+              <w:jc w:val="left"/>
+            </w:pPr>
+            <w:r>
+              <w:rPr>
+                <w:rFonts w:ascii="Times New Roman" w:cs="Times New Roman" w:eastAsia="Times New Roman" w:hAnsi="Times New Roman"/>
+                <w:b w:val="false"/>
+                <w:bCs w:val="false"/>
+                <w:i w:val="false"/>
+                <w:iCs w:val="false"/>
+                <w:sz w:val="24"/>
+                <w:szCs w:val="24"/>
+              </w:rPr>
+              <w:t xml:space="preserve">Luật 91 Đ20.1.b–c</w:t>
+            </w:r>
+          </w:p>
+        </w:tc>
+      </w:tr>
+      <w:tr>
+        <w:trPr>
+          <w:cantSplit/>
+          <w:tblHeader w:val="false"/>
+        </w:trPr>
+        <w:tc>
+          <w:tcPr>
+            <w:tcW w:type="dxa" w:w="6581"/>
+            <w:tcBorders>
+              <w:top w:val="single" w:color="000000" w:sz="4"/>
+              <w:left w:val="single" w:color="000000" w:sz="4"/>
+              <w:bottom w:val="single" w:color="000000" w:sz="4"/>
+              <w:right w:val="single" w:color="000000" w:sz="4"/>
+            </w:tcBorders>
+            <w:tcMar>
+              <w:top w:type="dxa" w:w="30"/>
+              <w:left w:type="dxa" w:w="70"/>
+              <w:bottom w:type="dxa" w:w="30"/>
+              <w:right w:type="dxa" w:w="70"/>
+            </w:tcMar>
+            <w:vAlign w:val="center"/>
+          </w:tcPr>
+          <w:p>
+            <w:pPr>
+              <w:keepNext w:val="false"/>
+              <w:spacing w:after="0" w:before="0" w:line="240" w:lineRule="auto"/>
+              <w:jc w:val="left"/>
+            </w:pPr>
+            <w:r>
+              <w:rPr>
+                <w:rFonts w:ascii="Times New Roman" w:cs="Times New Roman" w:eastAsia="Times New Roman" w:hAnsi="Times New Roman"/>
+                <w:b w:val="false"/>
+                <w:bCs w:val="false"/>
+                <w:i w:val="false"/>
+                <w:iCs w:val="false"/>
+                <w:sz w:val="24"/>
+                <w:szCs w:val="24"/>
+              </w:rPr>
+              <w:t xml:space="preserve">Gửi dữ liệu thu thập tại Việt Nam cho bên nước ngoài để tinh chỉnh, đánh giá mô hình</w:t>
+            </w:r>
+          </w:p>
+        </w:tc>
+        <w:tc>
+          <w:tcPr>
+            <w:tcW w:type="dxa" w:w="2444"/>
+            <w:tcBorders>
+              <w:top w:val="single" w:color="000000" w:sz="4"/>
+              <w:left w:val="single" w:color="000000" w:sz="4"/>
+              <w:bottom w:val="single" w:color="000000" w:sz="4"/>
+              <w:right w:val="single" w:color="000000" w:sz="4"/>
+            </w:tcBorders>
+            <w:tcMar>
+              <w:top w:type="dxa" w:w="30"/>
+              <w:left w:type="dxa" w:w="70"/>
+              <w:bottom w:type="dxa" w:w="30"/>
+              <w:right w:type="dxa" w:w="70"/>
+            </w:tcMar>
+            <w:vAlign w:val="center"/>
+          </w:tcPr>
+          <w:p>
+            <w:pPr>
+              <w:keepNext w:val="false"/>
+              <w:spacing w:after="0" w:before="0" w:line="240" w:lineRule="auto"/>
+              <w:jc w:val="left"/>
+            </w:pPr>
+            <w:r>
+              <w:rPr>
+                <w:rFonts w:ascii="Times New Roman" w:cs="Times New Roman" w:eastAsia="Times New Roman" w:hAnsi="Times New Roman"/>
+                <w:b w:val="false"/>
+                <w:bCs w:val="false"/>
+                <w:i w:val="false"/>
+                <w:iCs w:val="false"/>
+                <w:sz w:val="24"/>
+                <w:szCs w:val="24"/>
+              </w:rPr>
+              <w:t xml:space="preserve">Luật 91 Đ20.1.b</w:t>
+            </w:r>
+          </w:p>
+        </w:tc>
+      </w:tr>
+    </w:tbl>
+    <w:p>
+      <w:pPr>
+        <w:spacing w:after="60" w:before="0" w:line="276" w:lineRule="auto"/>
+        <w:jc w:val="both"/>
+      </w:pPr>
+    </w:p>
+    <w:p>
+      <w:pPr>
+        <w:spacing w:after="120" w:before="0" w:line="276" w:lineRule="auto"/>
+        <w:ind w:firstLine="566"/>
+        <w:jc w:val="both"/>
+      </w:pPr>
+      <w:r>
+        <w:rPr>
+          <w:rFonts w:ascii="Times New Roman" w:cs="Times New Roman" w:eastAsia="Times New Roman" w:hAnsi="Times New Roman"/>
+          <w:b w:val="false"/>
+          <w:bCs w:val="false"/>
+          <w:i w:val="false"/>
+          <w:iCs w:val="false"/>
+          <w:sz w:val="26"/>
+          <w:szCs w:val="26"/>
+        </w:rPr>
+        <w:t xml:space="preserve">Khi đó phải lập hồ sơ đánh giá tác động chuyển dữ liệu cá nhân xuyên biên giới (mục 5). </w:t>
+      </w:r>
+      <w:r>
+        <w:rPr>
+          <w:rFonts w:ascii="Times New Roman" w:cs="Times New Roman" w:eastAsia="Times New Roman" w:hAnsi="Times New Roman"/>
+          <w:b w:val="false"/>
+          <w:bCs w:val="false"/>
+          <w:i w:val="false"/>
+          <w:iCs w:val="false"/>
+          <w:sz w:val="26"/>
+          <w:szCs w:val="26"/>
+          <w:highlight w:val="yellow"/>
+        </w:rPr>
+        <w:t xml:space="preserve">Công ty cổ phần Giải pháp Công nghệ TURBO</w:t>
+      </w:r>
+      <w:r>
+        <w:rPr>
+          <w:rFonts w:ascii="Times New Roman" w:cs="Times New Roman" w:eastAsia="Times New Roman" w:hAnsi="Times New Roman"/>
+          <w:b w:val="false"/>
+          <w:bCs w:val="false"/>
+          <w:i w:val="false"/>
+          <w:iCs w:val="false"/>
+          <w:sz w:val="26"/>
+          <w:szCs w:val="26"/>
+        </w:rPr>
+        <w:t xml:space="preserve"> ưu tiên cấu hình để </w:t>
+      </w:r>
+      <w:r>
+        <w:rPr>
+          <w:rFonts w:ascii="Times New Roman" w:cs="Times New Roman" w:eastAsia="Times New Roman" w:hAnsi="Times New Roman"/>
+          <w:b/>
+          <w:bCs/>
+          <w:i w:val="false"/>
+          <w:iCs w:val="false"/>
+          <w:sz w:val="26"/>
+          <w:szCs w:val="26"/>
+        </w:rPr>
+        <w:t xml:space="preserve">mọi suy luận chạy tại Việt Nam</w:t>
+      </w:r>
+      <w:r>
+        <w:rPr>
+          <w:rFonts w:ascii="Times New Roman" w:cs="Times New Roman" w:eastAsia="Times New Roman" w:hAnsi="Times New Roman"/>
+          <w:b w:val="false"/>
+          <w:bCs w:val="false"/>
+          <w:i w:val="false"/>
+          <w:iCs w:val="false"/>
+          <w:sz w:val="26"/>
+          <w:szCs w:val="26"/>
+        </w:rPr>
+        <w:t xml:space="preserve"> (trên thiết bị, máy chủ tại chỗ hoặc cloud đặt tại Việt Nam) và bên cung cấp mô hình </w:t>
+      </w:r>
+      <w:r>
+        <w:rPr>
+          <w:rFonts w:ascii="Times New Roman" w:cs="Times New Roman" w:eastAsia="Times New Roman" w:hAnsi="Times New Roman"/>
+          <w:b/>
+          <w:bCs/>
+          <w:i w:val="false"/>
+          <w:iCs w:val="false"/>
+          <w:sz w:val="26"/>
+          <w:szCs w:val="26"/>
+        </w:rPr>
+        <w:t xml:space="preserve">không nhận dữ liệu</w:t>
+      </w:r>
+      <w:r>
+        <w:rPr>
+          <w:rFonts w:ascii="Times New Roman" w:cs="Times New Roman" w:eastAsia="Times New Roman" w:hAnsi="Times New Roman"/>
+          <w:b w:val="false"/>
+          <w:bCs w:val="false"/>
+          <w:i w:val="false"/>
+          <w:iCs w:val="false"/>
+          <w:sz w:val="26"/>
+          <w:szCs w:val="26"/>
+        </w:rPr>
+        <w:t xml:space="preserve"> từ hệ thống của khách hàng.</w:t>
+      </w:r>
+    </w:p>
+    <w:p>
+      <w:pPr>
+        <w:spacing w:after="120" w:before="0" w:line="276" w:lineRule="auto"/>
+        <w:ind w:firstLine="566"/>
+        <w:jc w:val="both"/>
+      </w:pPr>
+      <w:r>
+        <w:rPr>
+          <w:rFonts w:ascii="Times New Roman" w:cs="Times New Roman" w:eastAsia="Times New Roman" w:hAnsi="Times New Roman"/>
+          <w:b/>
+          <w:bCs/>
+          <w:i w:val="false"/>
+          <w:iCs w:val="false"/>
+          <w:sz w:val="26"/>
+          <w:szCs w:val="26"/>
+        </w:rPr>
+        <w:t xml:space="preserve">Thẩm định bên cung cấp mô hình.</w:t>
+      </w:r>
+      <w:r>
+        <w:rPr>
+          <w:rFonts w:ascii="Times New Roman" w:cs="Times New Roman" w:eastAsia="Times New Roman" w:hAnsi="Times New Roman"/>
+          <w:b w:val="false"/>
+          <w:bCs w:val="false"/>
+          <w:i w:val="false"/>
+          <w:iCs w:val="false"/>
+          <w:sz w:val="26"/>
+          <w:szCs w:val="26"/>
+        </w:rPr>
+        <w:t xml:space="preserve"> Trước khi đưa mô hình của bên thứ ba vào sản phẩm:</w:t>
+      </w:r>
+    </w:p>
+    <w:tbl>
+      <w:tblPr>
+        <w:tblW w:type="pct" w:w="100%"/>
+        <w:tblBorders>
+          <w:top w:val="single" w:color="auto" w:sz="4"/>
+          <w:left w:val="single" w:color="auto" w:sz="4"/>
+          <w:bottom w:val="single" w:color="auto" w:sz="4"/>
+          <w:right w:val="single" w:color="auto" w:sz="4"/>
+          <w:insideH w:val="single" w:color="auto" w:sz="4"/>
+          <w:insideV w:val="single" w:color="auto" w:sz="4"/>
+        </w:tblBorders>
+        <w:tblLayout w:type="autofit"/>
+      </w:tblPr>
+      <w:tblGrid>
+        <w:gridCol w:w="4072"/>
+        <w:gridCol w:w="4953"/>
+      </w:tblGrid>
+      <w:tr>
+        <w:trPr>
+          <w:cantSplit/>
+          <w:tblHeader/>
+        </w:trPr>
+        <w:tc>
+          <w:tcPr>
+            <w:tcW w:type="dxa" w:w="4072"/>
+            <w:tcBorders>
+              <w:top w:val="single" w:color="000000" w:sz="4"/>
+              <w:left w:val="single" w:color="000000" w:sz="4"/>
+              <w:bottom w:val="single" w:color="000000" w:sz="4"/>
+              <w:right w:val="single" w:color="000000" w:sz="4"/>
+            </w:tcBorders>
+            <w:shd w:fill="F2F2F2" w:color="auto" w:val="clear"/>
+            <w:tcMar>
+              <w:top w:type="dxa" w:w="30"/>
+              <w:left w:type="dxa" w:w="70"/>
+              <w:bottom w:type="dxa" w:w="30"/>
+              <w:right w:type="dxa" w:w="70"/>
+            </w:tcMar>
+            <w:vAlign w:val="center"/>
+          </w:tcPr>
+          <w:p>
+            <w:pPr>
+              <w:keepNext/>
+              <w:spacing w:after="0" w:before="0" w:line="240" w:lineRule="auto"/>
+              <w:jc w:val="center"/>
+            </w:pPr>
+            <w:r>
+              <w:rPr>
+                <w:rFonts w:ascii="Times New Roman" w:cs="Times New Roman" w:eastAsia="Times New Roman" w:hAnsi="Times New Roman"/>
+                <w:b/>
+                <w:bCs/>
+                <w:i w:val="false"/>
+                <w:iCs w:val="false"/>
+                <w:sz w:val="24"/>
+                <w:szCs w:val="24"/>
+              </w:rPr>
+              <w:t xml:space="preserve">Thông tin, bằng chứng cần có</w:t>
+            </w:r>
+          </w:p>
+        </w:tc>
+        <w:tc>
+          <w:tcPr>
+            <w:tcW w:type="dxa" w:w="4953"/>
+            <w:tcBorders>
+              <w:top w:val="single" w:color="000000" w:sz="4"/>
+              <w:left w:val="single" w:color="000000" w:sz="4"/>
+              <w:bottom w:val="single" w:color="000000" w:sz="4"/>
+              <w:right w:val="single" w:color="000000" w:sz="4"/>
+            </w:tcBorders>
+            <w:shd w:fill="F2F2F2" w:color="auto" w:val="clear"/>
+            <w:tcMar>
+              <w:top w:type="dxa" w:w="30"/>
+              <w:left w:type="dxa" w:w="70"/>
+              <w:bottom w:type="dxa" w:w="30"/>
+              <w:right w:type="dxa" w:w="70"/>
+            </w:tcMar>
+            <w:vAlign w:val="center"/>
+          </w:tcPr>
+          <w:p>
+            <w:pPr>
+              <w:keepNext/>
+              <w:spacing w:after="0" w:before="0" w:line="240" w:lineRule="auto"/>
+              <w:jc w:val="center"/>
+            </w:pPr>
+            <w:r>
+              <w:rPr>
+                <w:rFonts w:ascii="Times New Roman" w:cs="Times New Roman" w:eastAsia="Times New Roman" w:hAnsi="Times New Roman"/>
+                <w:b/>
+                <w:bCs/>
+                <w:i w:val="false"/>
+                <w:iCs w:val="false"/>
+                <w:sz w:val="24"/>
+                <w:szCs w:val="24"/>
+              </w:rPr>
+              <w:t xml:space="preserve">Lý do</w:t>
+            </w:r>
+          </w:p>
+        </w:tc>
+      </w:tr>
+      <w:tr>
+        <w:trPr>
+          <w:cantSplit/>
+          <w:tblHeader w:val="false"/>
+        </w:trPr>
+        <w:tc>
+          <w:tcPr>
+            <w:tcW w:type="dxa" w:w="4072"/>
+            <w:tcBorders>
+              <w:top w:val="single" w:color="000000" w:sz="4"/>
+              <w:left w:val="single" w:color="000000" w:sz="4"/>
+              <w:bottom w:val="single" w:color="000000" w:sz="4"/>
+              <w:right w:val="single" w:color="000000" w:sz="4"/>
+            </w:tcBorders>
+            <w:tcMar>
+              <w:top w:type="dxa" w:w="30"/>
+              <w:left w:type="dxa" w:w="70"/>
+              <w:bottom w:type="dxa" w:w="30"/>
+              <w:right w:type="dxa" w:w="70"/>
+            </w:tcMar>
+            <w:vAlign w:val="center"/>
+          </w:tcPr>
+          <w:p>
+            <w:pPr>
+              <w:keepNext/>
+              <w:spacing w:after="0" w:before="0" w:line="240" w:lineRule="auto"/>
+              <w:jc w:val="left"/>
+            </w:pPr>
+            <w:r>
+              <w:rPr>
+                <w:rFonts w:ascii="Times New Roman" w:cs="Times New Roman" w:eastAsia="Times New Roman" w:hAnsi="Times New Roman"/>
+                <w:b w:val="false"/>
+                <w:bCs w:val="false"/>
+                <w:i w:val="false"/>
+                <w:iCs w:val="false"/>
+                <w:sz w:val="24"/>
+                <w:szCs w:val="24"/>
+              </w:rPr>
+              <w:t xml:space="preserve">Nguồn dữ liệu huấn luyện, cơ sở pháp lý, giấy phép; có dùng ảnh khuôn mặt thu thập từ Internet không</w:t>
+            </w:r>
+          </w:p>
+        </w:tc>
+        <w:tc>
+          <w:tcPr>
+            <w:tcW w:type="dxa" w:w="4953"/>
+            <w:tcBorders>
+              <w:top w:val="single" w:color="000000" w:sz="4"/>
+              <w:left w:val="single" w:color="000000" w:sz="4"/>
+              <w:bottom w:val="single" w:color="000000" w:sz="4"/>
+              <w:right w:val="single" w:color="000000" w:sz="4"/>
+            </w:tcBorders>
+            <w:tcMar>
+              <w:top w:type="dxa" w:w="30"/>
+              <w:left w:type="dxa" w:w="70"/>
+              <w:bottom w:type="dxa" w:w="30"/>
+              <w:right w:type="dxa" w:w="70"/>
+            </w:tcMar>
+            <w:vAlign w:val="center"/>
+          </w:tcPr>
+          <w:p>
+            <w:pPr>
+              <w:keepNext/>
+              <w:spacing w:after="0" w:before="0" w:line="240" w:lineRule="auto"/>
+              <w:jc w:val="left"/>
+            </w:pPr>
+            <w:r>
+              <w:rPr>
+                <w:rFonts w:ascii="Times New Roman" w:cs="Times New Roman" w:eastAsia="Times New Roman" w:hAnsi="Times New Roman"/>
+                <w:b w:val="false"/>
+                <w:bCs w:val="false"/>
+                <w:i w:val="false"/>
+                <w:iCs w:val="false"/>
+                <w:sz w:val="24"/>
+                <w:szCs w:val="24"/>
+              </w:rPr>
+              <w:t xml:space="preserve">Không dùng mô hình huấn luyện trên dữ liệu thu thập trái phép (khoản 6 Điều 7, khoản 1 Điều 11 Luật Bảo vệ dữ liệu cá nhân; khoản 1 Điều 10 Nghị định số 356/2025/NĐ-CP)</w:t>
+            </w:r>
+          </w:p>
+        </w:tc>
+      </w:tr>
+      <w:tr>
+        <w:trPr>
+          <w:cantSplit/>
+          <w:tblHeader w:val="false"/>
+        </w:trPr>
+        <w:tc>
+          <w:tcPr>
+            <w:tcW w:type="dxa" w:w="4072"/>
+            <w:tcBorders>
+              <w:top w:val="single" w:color="000000" w:sz="4"/>
+              <w:left w:val="single" w:color="000000" w:sz="4"/>
+              <w:bottom w:val="single" w:color="000000" w:sz="4"/>
+              <w:right w:val="single" w:color="000000" w:sz="4"/>
+            </w:tcBorders>
+            <w:tcMar>
+              <w:top w:type="dxa" w:w="30"/>
+              <w:left w:type="dxa" w:w="70"/>
+              <w:bottom w:type="dxa" w:w="30"/>
+              <w:right w:type="dxa" w:w="70"/>
+            </w:tcMar>
+            <w:vAlign w:val="center"/>
+          </w:tcPr>
+          <w:p>
+            <w:pPr>
+              <w:keepNext/>
+              <w:spacing w:after="0" w:before="0" w:line="240" w:lineRule="auto"/>
+              <w:jc w:val="left"/>
+            </w:pPr>
+            <w:r>
+              <w:rPr>
+                <w:rFonts w:ascii="Times New Roman" w:cs="Times New Roman" w:eastAsia="Times New Roman" w:hAnsi="Times New Roman"/>
+                <w:b w:val="false"/>
+                <w:bCs w:val="false"/>
+                <w:i w:val="false"/>
+                <w:iCs w:val="false"/>
+                <w:sz w:val="24"/>
+                <w:szCs w:val="24"/>
+              </w:rPr>
+              <w:t xml:space="preserve">Kết quả kiểm thử độ chính xác, sai lệch theo nhóm của bên cung cấp; </w:t>
+            </w:r>
+            <w:r>
+              <w:rPr>
+                <w:rFonts w:ascii="Times New Roman" w:cs="Times New Roman" w:eastAsia="Times New Roman" w:hAnsi="Times New Roman"/>
+                <w:b/>
+                <w:bCs/>
+                <w:i w:val="false"/>
+                <w:iCs w:val="false"/>
+                <w:sz w:val="24"/>
+                <w:szCs w:val="24"/>
+              </w:rPr>
+              <w:t xml:space="preserve">kiểm thử lại</w:t>
+            </w:r>
+            <w:r>
+              <w:rPr>
+                <w:rFonts w:ascii="Times New Roman" w:cs="Times New Roman" w:eastAsia="Times New Roman" w:hAnsi="Times New Roman"/>
+                <w:b w:val="false"/>
+                <w:bCs w:val="false"/>
+                <w:i w:val="false"/>
+                <w:iCs w:val="false"/>
+                <w:sz w:val="24"/>
+                <w:szCs w:val="24"/>
+              </w:rPr>
+              <w:t xml:space="preserve"> trên khuôn mặt người dùng tại Việt Nam, trong điều kiện lắp đặt thực tế</w:t>
+            </w:r>
+          </w:p>
+        </w:tc>
+        <w:tc>
+          <w:tcPr>
+            <w:tcW w:type="dxa" w:w="4953"/>
+            <w:tcBorders>
+              <w:top w:val="single" w:color="000000" w:sz="4"/>
+              <w:left w:val="single" w:color="000000" w:sz="4"/>
+              <w:bottom w:val="single" w:color="000000" w:sz="4"/>
+              <w:right w:val="single" w:color="000000" w:sz="4"/>
+            </w:tcBorders>
+            <w:tcMar>
+              <w:top w:type="dxa" w:w="30"/>
+              <w:left w:type="dxa" w:w="70"/>
+              <w:bottom w:type="dxa" w:w="30"/>
+              <w:right w:type="dxa" w:w="70"/>
+            </w:tcMar>
+            <w:vAlign w:val="center"/>
+          </w:tcPr>
+          <w:p>
+            <w:pPr>
+              <w:keepNext/>
+              <w:spacing w:after="0" w:before="0" w:line="240" w:lineRule="auto"/>
+              <w:jc w:val="left"/>
+            </w:pPr>
+            <w:r>
+              <w:rPr>
+                <w:rFonts w:ascii="Times New Roman" w:cs="Times New Roman" w:eastAsia="Times New Roman" w:hAnsi="Times New Roman"/>
+                <w:b w:val="false"/>
+                <w:bCs w:val="false"/>
+                <w:i w:val="false"/>
+                <w:iCs w:val="false"/>
+                <w:sz w:val="24"/>
+                <w:szCs w:val="24"/>
+              </w:rPr>
+              <w:t xml:space="preserve">Độ tin cậy của thuật toán (điểm a khoản 5 Điều 10 Nghị định số 356/2025/NĐ-CP); mô hình huấn luyện chủ yếu trên nhóm dân cư khác có thể từ chối nhầm nhiều hơn</w:t>
+            </w:r>
+          </w:p>
+        </w:tc>
+      </w:tr>
+      <w:tr>
+        <w:trPr>
+          <w:cantSplit/>
+          <w:tblHeader w:val="false"/>
+        </w:trPr>
+        <w:tc>
+          <w:tcPr>
+            <w:tcW w:type="dxa" w:w="4072"/>
+            <w:tcBorders>
+              <w:top w:val="single" w:color="000000" w:sz="4"/>
+              <w:left w:val="single" w:color="000000" w:sz="4"/>
+              <w:bottom w:val="single" w:color="000000" w:sz="4"/>
+              <w:right w:val="single" w:color="000000" w:sz="4"/>
+            </w:tcBorders>
+            <w:tcMar>
+              <w:top w:type="dxa" w:w="30"/>
+              <w:left w:type="dxa" w:w="70"/>
+              <w:bottom w:type="dxa" w:w="30"/>
+              <w:right w:type="dxa" w:w="70"/>
+            </w:tcMar>
+            <w:vAlign w:val="center"/>
+          </w:tcPr>
+          <w:p>
+            <w:pPr>
+              <w:keepNext/>
+              <w:spacing w:after="0" w:before="0" w:line="240" w:lineRule="auto"/>
+              <w:jc w:val="left"/>
+            </w:pPr>
+            <w:r>
+              <w:rPr>
+                <w:rFonts w:ascii="Times New Roman" w:cs="Times New Roman" w:eastAsia="Times New Roman" w:hAnsi="Times New Roman"/>
+                <w:b w:val="false"/>
+                <w:bCs w:val="false"/>
+                <w:i w:val="false"/>
+                <w:iCs w:val="false"/>
+                <w:sz w:val="24"/>
+                <w:szCs w:val="24"/>
+              </w:rPr>
+              <w:t xml:space="preserve">Cam kết mô hình, thư viện kèm theo không tự gửi dữ liệu ra ngoài, không có chức năng ẩn</w:t>
+            </w:r>
+          </w:p>
+        </w:tc>
+        <w:tc>
+          <w:tcPr>
+            <w:tcW w:type="dxa" w:w="4953"/>
+            <w:tcBorders>
+              <w:top w:val="single" w:color="000000" w:sz="4"/>
+              <w:left w:val="single" w:color="000000" w:sz="4"/>
+              <w:bottom w:val="single" w:color="000000" w:sz="4"/>
+              <w:right w:val="single" w:color="000000" w:sz="4"/>
+            </w:tcBorders>
+            <w:tcMar>
+              <w:top w:type="dxa" w:w="30"/>
+              <w:left w:type="dxa" w:w="70"/>
+              <w:bottom w:type="dxa" w:w="30"/>
+              <w:right w:type="dxa" w:w="70"/>
+            </w:tcMar>
+            <w:vAlign w:val="center"/>
+          </w:tcPr>
+          <w:p>
+            <w:pPr>
+              <w:keepNext/>
+              <w:spacing w:after="0" w:before="0" w:line="240" w:lineRule="auto"/>
+              <w:jc w:val="left"/>
+            </w:pPr>
+            <w:r>
+              <w:rPr>
+                <w:rFonts w:ascii="Times New Roman" w:cs="Times New Roman" w:eastAsia="Times New Roman" w:hAnsi="Times New Roman"/>
+                <w:b w:val="false"/>
+                <w:bCs w:val="false"/>
+                <w:i w:val="false"/>
+                <w:iCs w:val="false"/>
+                <w:sz w:val="24"/>
+                <w:szCs w:val="24"/>
+              </w:rPr>
+              <w:t xml:space="preserve">Ngăn thu thập dữ liệu trái phép từ hệ thống (điểm đ khoản 2 Điều 37 Luật Bảo vệ dữ liệu cá nhân)</w:t>
+            </w:r>
+          </w:p>
+        </w:tc>
+      </w:tr>
+      <w:tr>
+        <w:trPr>
+          <w:cantSplit/>
+          <w:tblHeader w:val="false"/>
+        </w:trPr>
+        <w:tc>
+          <w:tcPr>
+            <w:tcW w:type="dxa" w:w="4072"/>
+            <w:tcBorders>
+              <w:top w:val="single" w:color="000000" w:sz="4"/>
+              <w:left w:val="single" w:color="000000" w:sz="4"/>
+              <w:bottom w:val="single" w:color="000000" w:sz="4"/>
+              <w:right w:val="single" w:color="000000" w:sz="4"/>
+            </w:tcBorders>
+            <w:tcMar>
+              <w:top w:type="dxa" w:w="30"/>
+              <w:left w:type="dxa" w:w="70"/>
+              <w:bottom w:type="dxa" w:w="30"/>
+              <w:right w:type="dxa" w:w="70"/>
+            </w:tcMar>
+            <w:vAlign w:val="center"/>
+          </w:tcPr>
+          <w:p>
+            <w:pPr>
+              <w:keepNext/>
+              <w:spacing w:after="0" w:before="0" w:line="240" w:lineRule="auto"/>
+              <w:jc w:val="left"/>
+            </w:pPr>
+            <w:r>
+              <w:rPr>
+                <w:rFonts w:ascii="Times New Roman" w:cs="Times New Roman" w:eastAsia="Times New Roman" w:hAnsi="Times New Roman"/>
+                <w:b w:val="false"/>
+                <w:bCs w:val="false"/>
+                <w:i w:val="false"/>
+                <w:iCs w:val="false"/>
+                <w:sz w:val="24"/>
+                <w:szCs w:val="24"/>
+              </w:rPr>
+              <w:t xml:space="preserve">Kênh phát hành bản cập nhật, vá lỗi; thời gian hỗ trợ</w:t>
+            </w:r>
+          </w:p>
+        </w:tc>
+        <w:tc>
+          <w:tcPr>
+            <w:tcW w:type="dxa" w:w="4953"/>
+            <w:tcBorders>
+              <w:top w:val="single" w:color="000000" w:sz="4"/>
+              <w:left w:val="single" w:color="000000" w:sz="4"/>
+              <w:bottom w:val="single" w:color="000000" w:sz="4"/>
+              <w:right w:val="single" w:color="000000" w:sz="4"/>
+            </w:tcBorders>
+            <w:tcMar>
+              <w:top w:type="dxa" w:w="30"/>
+              <w:left w:type="dxa" w:w="70"/>
+              <w:bottom w:type="dxa" w:w="30"/>
+              <w:right w:type="dxa" w:w="70"/>
+            </w:tcMar>
+            <w:vAlign w:val="center"/>
+          </w:tcPr>
+          <w:p>
+            <w:pPr>
+              <w:keepNext/>
+              <w:spacing w:after="0" w:before="0" w:line="240" w:lineRule="auto"/>
+              <w:jc w:val="left"/>
+            </w:pPr>
+            <w:r>
+              <w:rPr>
+                <w:rFonts w:ascii="Times New Roman" w:cs="Times New Roman" w:eastAsia="Times New Roman" w:hAnsi="Times New Roman"/>
+                <w:b w:val="false"/>
+                <w:bCs w:val="false"/>
+                <w:i w:val="false"/>
+                <w:iCs w:val="false"/>
+                <w:sz w:val="24"/>
+                <w:szCs w:val="24"/>
+              </w:rPr>
+              <w:t xml:space="preserve">Bảo đảm an ninh mạng cho hệ thống AI (điểm a khoản 5 Điều 10 Nghị định số 356/2025/NĐ-CP)</w:t>
+            </w:r>
+          </w:p>
+        </w:tc>
+      </w:tr>
+      <w:tr>
+        <w:trPr>
+          <w:cantSplit/>
+          <w:tblHeader w:val="false"/>
+        </w:trPr>
+        <w:tc>
+          <w:tcPr>
+            <w:tcW w:type="dxa" w:w="4072"/>
+            <w:tcBorders>
+              <w:top w:val="single" w:color="000000" w:sz="4"/>
+              <w:left w:val="single" w:color="000000" w:sz="4"/>
+              <w:bottom w:val="single" w:color="000000" w:sz="4"/>
+              <w:right w:val="single" w:color="000000" w:sz="4"/>
+            </w:tcBorders>
+            <w:tcMar>
+              <w:top w:type="dxa" w:w="30"/>
+              <w:left w:type="dxa" w:w="70"/>
+              <w:bottom w:type="dxa" w:w="30"/>
+              <w:right w:type="dxa" w:w="70"/>
+            </w:tcMar>
+            <w:vAlign w:val="center"/>
+          </w:tcPr>
+          <w:p>
+            <w:pPr>
+              <w:keepNext/>
+              <w:spacing w:after="0" w:before="0" w:line="240" w:lineRule="auto"/>
+              <w:jc w:val="left"/>
+            </w:pPr>
+            <w:r>
+              <w:rPr>
+                <w:rFonts w:ascii="Times New Roman" w:cs="Times New Roman" w:eastAsia="Times New Roman" w:hAnsi="Times New Roman"/>
+                <w:b w:val="false"/>
+                <w:bCs w:val="false"/>
+                <w:i w:val="false"/>
+                <w:iCs w:val="false"/>
+                <w:sz w:val="24"/>
+                <w:szCs w:val="24"/>
+              </w:rPr>
+              <w:t xml:space="preserve">Giấy phép sử dụng thương mại, phạm vi lãnh thổ, quyền sửa đổi, tinh chỉnh</w:t>
+            </w:r>
+          </w:p>
+        </w:tc>
+        <w:tc>
+          <w:tcPr>
+            <w:tcW w:type="dxa" w:w="4953"/>
+            <w:tcBorders>
+              <w:top w:val="single" w:color="000000" w:sz="4"/>
+              <w:left w:val="single" w:color="000000" w:sz="4"/>
+              <w:bottom w:val="single" w:color="000000" w:sz="4"/>
+              <w:right w:val="single" w:color="000000" w:sz="4"/>
+            </w:tcBorders>
+            <w:tcMar>
+              <w:top w:type="dxa" w:w="30"/>
+              <w:left w:type="dxa" w:w="70"/>
+              <w:bottom w:type="dxa" w:w="30"/>
+              <w:right w:type="dxa" w:w="70"/>
+            </w:tcMar>
+            <w:vAlign w:val="center"/>
+          </w:tcPr>
+          <w:p>
+            <w:pPr>
+              <w:keepNext/>
+              <w:spacing w:after="0" w:before="0" w:line="240" w:lineRule="auto"/>
+              <w:jc w:val="left"/>
+            </w:pPr>
+            <w:r>
+              <w:rPr>
+                <w:rFonts w:ascii="Times New Roman" w:cs="Times New Roman" w:eastAsia="Times New Roman" w:hAnsi="Times New Roman"/>
+                <w:b w:val="false"/>
+                <w:bCs w:val="false"/>
+                <w:i w:val="false"/>
+                <w:iCs w:val="false"/>
+                <w:sz w:val="24"/>
+                <w:szCs w:val="24"/>
+              </w:rPr>
+              <w:t xml:space="preserve">Pháp lý hợp đồng</w:t>
+            </w:r>
+          </w:p>
+        </w:tc>
+      </w:tr>
+      <w:tr>
+        <w:trPr>
+          <w:cantSplit/>
+          <w:tblHeader w:val="false"/>
+        </w:trPr>
+        <w:tc>
+          <w:tcPr>
+            <w:tcW w:type="dxa" w:w="4072"/>
+            <w:tcBorders>
+              <w:top w:val="single" w:color="000000" w:sz="4"/>
+              <w:left w:val="single" w:color="000000" w:sz="4"/>
+              <w:bottom w:val="single" w:color="000000" w:sz="4"/>
+              <w:right w:val="single" w:color="000000" w:sz="4"/>
+            </w:tcBorders>
+            <w:tcMar>
+              <w:top w:type="dxa" w:w="30"/>
+              <w:left w:type="dxa" w:w="70"/>
+              <w:bottom w:type="dxa" w:w="30"/>
+              <w:right w:type="dxa" w:w="70"/>
+            </w:tcMar>
+            <w:vAlign w:val="center"/>
+          </w:tcPr>
+          <w:p>
+            <w:pPr>
+              <w:keepNext w:val="false"/>
+              <w:spacing w:after="0" w:before="0" w:line="240" w:lineRule="auto"/>
+              <w:jc w:val="left"/>
+            </w:pPr>
+            <w:r>
+              <w:rPr>
+                <w:rFonts w:ascii="Times New Roman" w:cs="Times New Roman" w:eastAsia="Times New Roman" w:hAnsi="Times New Roman"/>
+                <w:b w:val="false"/>
+                <w:bCs w:val="false"/>
+                <w:i w:val="false"/>
+                <w:iCs w:val="false"/>
+                <w:sz w:val="24"/>
+                <w:szCs w:val="24"/>
+              </w:rPr>
+              <w:t xml:space="preserve">Quyền kiểm tra, yêu cầu thông tin khi cơ quan có thẩm quyền, khách hàng hỏi</w:t>
+            </w:r>
+          </w:p>
+        </w:tc>
+        <w:tc>
+          <w:tcPr>
+            <w:tcW w:type="dxa" w:w="4953"/>
+            <w:tcBorders>
+              <w:top w:val="single" w:color="000000" w:sz="4"/>
+              <w:left w:val="single" w:color="000000" w:sz="4"/>
+              <w:bottom w:val="single" w:color="000000" w:sz="4"/>
+              <w:right w:val="single" w:color="000000" w:sz="4"/>
+            </w:tcBorders>
+            <w:tcMar>
+              <w:top w:type="dxa" w:w="30"/>
+              <w:left w:type="dxa" w:w="70"/>
+              <w:bottom w:type="dxa" w:w="30"/>
+              <w:right w:type="dxa" w:w="70"/>
+            </w:tcMar>
+            <w:vAlign w:val="center"/>
+          </w:tcPr>
+          <w:p>
+            <w:pPr>
+              <w:keepNext w:val="false"/>
+              <w:spacing w:after="0" w:before="0" w:line="240" w:lineRule="auto"/>
+              <w:jc w:val="left"/>
+            </w:pPr>
+            <w:r>
+              <w:rPr>
+                <w:rFonts w:ascii="Times New Roman" w:cs="Times New Roman" w:eastAsia="Times New Roman" w:hAnsi="Times New Roman"/>
+                <w:b w:val="false"/>
+                <w:bCs w:val="false"/>
+                <w:i w:val="false"/>
+                <w:iCs w:val="false"/>
+                <w:sz w:val="24"/>
+                <w:szCs w:val="24"/>
+              </w:rPr>
+              <w:t xml:space="preserve">Trách nhiệm giải trình (điểm b khoản 5 Điều 10 Nghị định số 356/2025/NĐ-CP)</w:t>
+            </w:r>
+          </w:p>
+        </w:tc>
+      </w:tr>
+    </w:tbl>
+    <w:p>
+      <w:pPr>
+        <w:spacing w:after="60" w:before="0" w:line="276" w:lineRule="auto"/>
+        <w:jc w:val="both"/>
+      </w:pPr>
+    </w:p>
+    <w:p>
+      <w:pPr>
+        <w:spacing w:after="120" w:before="0" w:line="276" w:lineRule="auto"/>
+        <w:ind w:firstLine="566"/>
+        <w:jc w:val="both"/>
+      </w:pPr>
+      <w:r>
+        <w:rPr>
+          <w:rFonts w:ascii="Times New Roman" w:cs="Times New Roman" w:eastAsia="Times New Roman" w:hAnsi="Times New Roman"/>
+          <w:b w:val="false"/>
+          <w:bCs w:val="false"/>
+          <w:i w:val="false"/>
+          <w:iCs w:val="false"/>
+          <w:sz w:val="26"/>
+          <w:szCs w:val="26"/>
+        </w:rPr>
+        <w:t xml:space="preserve">Hợp đồng với bên cung cấp mô hình ghi rõ: bên cung cấp </w:t>
+      </w:r>
+      <w:r>
+        <w:rPr>
+          <w:rFonts w:ascii="Times New Roman" w:cs="Times New Roman" w:eastAsia="Times New Roman" w:hAnsi="Times New Roman"/>
+          <w:b/>
+          <w:bCs/>
+          <w:i w:val="false"/>
+          <w:iCs w:val="false"/>
+          <w:sz w:val="26"/>
+          <w:szCs w:val="26"/>
+        </w:rPr>
+        <w:t xml:space="preserve">không nhận</w:t>
+      </w:r>
+      <w:r>
+        <w:rPr>
+          <w:rFonts w:ascii="Times New Roman" w:cs="Times New Roman" w:eastAsia="Times New Roman" w:hAnsi="Times New Roman"/>
+          <w:b w:val="false"/>
+          <w:bCs w:val="false"/>
+          <w:i w:val="false"/>
+          <w:iCs w:val="false"/>
+          <w:sz w:val="26"/>
+          <w:szCs w:val="26"/>
+        </w:rPr>
+        <w:t xml:space="preserve"> dữ liệu cá nhân từ hệ thống tại Việt Nam, trừ khi có thỏa thuận riêng và hồ sơ theo Điều 20 Luật Bảo vệ dữ liệu cá nhân. Pháp luật chuyên ngành về trí tuệ nhân tạo có thể đặt thêm nghĩa vụ với mô hình nhập khẩu — </w:t>
+      </w:r>
+      <w:r>
+        <w:rPr>
+          <w:rFonts w:ascii="Times New Roman" w:cs="Times New Roman" w:eastAsia="Times New Roman" w:hAnsi="Times New Roman"/>
+          <w:b/>
+          <w:bCs/>
+          <w:i w:val="false"/>
+          <w:iCs w:val="false"/>
+          <w:sz w:val="26"/>
+          <w:szCs w:val="26"/>
+        </w:rPr>
+        <w:t xml:space="preserve">[CẦN ĐỐI CHIẾU]</w:t>
+      </w:r>
+      <w:r>
+        <w:rPr>
+          <w:rFonts w:ascii="Times New Roman" w:cs="Times New Roman" w:eastAsia="Times New Roman" w:hAnsi="Times New Roman"/>
+          <w:b w:val="false"/>
+          <w:bCs w:val="false"/>
+          <w:i w:val="false"/>
+          <w:iCs w:val="false"/>
+          <w:sz w:val="26"/>
+          <w:szCs w:val="26"/>
+        </w:rPr>
+        <w:t xml:space="preserve">.</w:t>
       </w:r>
     </w:p>
     <w:p>
@@ -1452,6 +2733,26 @@
           <w:i w:val="false"/>
           <w:iCs w:val="false"/>
           <w:caps w:val="false"/>
+          <w:sz w:val="28"/>
+          <w:szCs w:val="28"/>
+        </w:rPr>
+        <w:t xml:space="preserve">2. Tuyên bố về việc sử dụng dữ liệu của khách hàng</w:t>
+      </w:r>
+    </w:p>
+    <w:p>
+      <w:pPr>
+        <w:keepNext/>
+        <w:spacing w:after="120" w:before="180" w:line="240" w:lineRule="auto"/>
+        <w:jc w:val="left"/>
+      </w:pPr>
+      <w:r>
+        <w:rPr>
+          <w:rFonts w:ascii="Times New Roman" w:cs="Times New Roman" w:eastAsia="Times New Roman" w:hAnsi="Times New Roman"/>
+          <w:b/>
+          <w:bCs/>
+          <w:i w:val="false"/>
+          <w:iCs w:val="false"/>
+          <w:caps w:val="false"/>
           <w:sz w:val="26"/>
           <w:szCs w:val="26"/>
         </w:rPr>
@@ -2355,6 +3656,494 @@
           <w:szCs w:val="26"/>
         </w:rPr>
         <w:t xml:space="preserve"> không sử dụng dữ liệu của khách hàng. Sử dụng dữ liệu sinh trắc học vượt quá mục đích ban đầu khi chưa có đồng ý có thể bị phạt đến 150 triệu đồng và tịch thu máy chủ lưu sinh trắc học (điểm b khoản 2, điểm a khoản 3 Điều 70 Nghị định số 330/2026/NĐ-CP).</w:t>
+      </w:r>
+    </w:p>
+    <w:p>
+      <w:pPr>
+        <w:keepNext/>
+        <w:spacing w:after="120" w:before="180" w:line="240" w:lineRule="auto"/>
+        <w:jc w:val="left"/>
+      </w:pPr>
+      <w:r>
+        <w:rPr>
+          <w:rFonts w:ascii="Times New Roman" w:cs="Times New Roman" w:eastAsia="Times New Roman" w:hAnsi="Times New Roman"/>
+          <w:b/>
+          <w:bCs/>
+          <w:i w:val="false"/>
+          <w:iCs w:val="false"/>
+          <w:caps w:val="false"/>
+          <w:sz w:val="26"/>
+          <w:szCs w:val="26"/>
+        </w:rPr>
+        <w:t xml:space="preserve">Phương án C — Tinh chỉnh tại chỗ, chỉ cho hệ thống của chính khách hàng</w:t>
+      </w:r>
+    </w:p>
+    <w:p>
+      <w:pPr>
+        <w:spacing w:after="120" w:before="0" w:line="276" w:lineRule="auto"/>
+        <w:ind w:firstLine="566"/>
+        <w:jc w:val="both"/>
+      </w:pPr>
+      <w:r>
+        <w:rPr>
+          <w:rFonts w:ascii="Times New Roman" w:cs="Times New Roman" w:eastAsia="Times New Roman" w:hAnsi="Times New Roman"/>
+          <w:b w:val="false"/>
+          <w:bCs w:val="false"/>
+          <w:i w:val="false"/>
+          <w:iCs w:val="false"/>
+          <w:sz w:val="26"/>
+          <w:szCs w:val="26"/>
+        </w:rPr>
+        <w:t xml:space="preserve">Áp dụng khi khách hàng muốn nâng độ chính xác nhận diện tại cơ sở của mình (ví dụ camera ở khu vực thiếu sáng) bằng cách tinh chỉnh mô hình trên dữ liệu của chính họ. </w:t>
+      </w:r>
+      <w:r>
+        <w:rPr>
+          <w:rFonts w:ascii="Times New Roman" w:cs="Times New Roman" w:eastAsia="Times New Roman" w:hAnsi="Times New Roman"/>
+          <w:b w:val="false"/>
+          <w:bCs w:val="false"/>
+          <w:i w:val="false"/>
+          <w:iCs w:val="false"/>
+          <w:sz w:val="26"/>
+          <w:szCs w:val="26"/>
+          <w:highlight w:val="yellow"/>
+        </w:rPr>
+        <w:t xml:space="preserve">Công ty cổ phần Giải pháp Công nghệ TURBO</w:t>
+      </w:r>
+      <w:r>
+        <w:rPr>
+          <w:rFonts w:ascii="Times New Roman" w:cs="Times New Roman" w:eastAsia="Times New Roman" w:hAnsi="Times New Roman"/>
+          <w:b w:val="false"/>
+          <w:bCs w:val="false"/>
+          <w:i w:val="false"/>
+          <w:iCs w:val="false"/>
+          <w:sz w:val="26"/>
+          <w:szCs w:val="26"/>
+        </w:rPr>
+        <w:t xml:space="preserve"> chỉ thực hiện khi đáp ứng </w:t>
+      </w:r>
+      <w:r>
+        <w:rPr>
+          <w:rFonts w:ascii="Times New Roman" w:cs="Times New Roman" w:eastAsia="Times New Roman" w:hAnsi="Times New Roman"/>
+          <w:b/>
+          <w:bCs/>
+          <w:i w:val="false"/>
+          <w:iCs w:val="false"/>
+          <w:sz w:val="26"/>
+          <w:szCs w:val="26"/>
+        </w:rPr>
+        <w:t xml:space="preserve">đồng thời</w:t>
+      </w:r>
+      <w:r>
+        <w:rPr>
+          <w:rFonts w:ascii="Times New Roman" w:cs="Times New Roman" w:eastAsia="Times New Roman" w:hAnsi="Times New Roman"/>
+          <w:b w:val="false"/>
+          <w:bCs w:val="false"/>
+          <w:i w:val="false"/>
+          <w:iCs w:val="false"/>
+          <w:sz w:val="26"/>
+          <w:szCs w:val="26"/>
+        </w:rPr>
+        <w:t xml:space="preserve">:</w:t>
+      </w:r>
+    </w:p>
+    <w:p>
+      <w:pPr>
+        <w:spacing w:after="60" w:before="0" w:line="276" w:lineRule="auto"/>
+        <w:ind w:left="453" w:hanging="283"/>
+        <w:jc w:val="both"/>
+      </w:pPr>
+      <w:r>
+        <w:rPr>
+          <w:rFonts w:ascii="Times New Roman" w:cs="Times New Roman" w:eastAsia="Times New Roman" w:hAnsi="Times New Roman"/>
+          <w:b w:val="false"/>
+          <w:bCs w:val="false"/>
+          <w:i w:val="false"/>
+          <w:iCs w:val="false"/>
+          <w:sz w:val="26"/>
+          <w:szCs w:val="26"/>
+        </w:rPr>
+        <w:t xml:space="preserve">1. </w:t>
+      </w:r>
+      <w:r>
+        <w:rPr>
+          <w:rFonts w:ascii="Times New Roman" w:cs="Times New Roman" w:eastAsia="Times New Roman" w:hAnsi="Times New Roman"/>
+          <w:b/>
+          <w:bCs/>
+          <w:i w:val="false"/>
+          <w:iCs w:val="false"/>
+          <w:sz w:val="26"/>
+          <w:szCs w:val="26"/>
+        </w:rPr>
+        <w:t xml:space="preserve">Khách hàng quyết định và chỉ dẫn bằng văn bản</w:t>
+      </w:r>
+      <w:r>
+        <w:rPr>
+          <w:rFonts w:ascii="Times New Roman" w:cs="Times New Roman" w:eastAsia="Times New Roman" w:hAnsi="Times New Roman"/>
+          <w:b w:val="false"/>
+          <w:bCs w:val="false"/>
+          <w:i w:val="false"/>
+          <w:iCs w:val="false"/>
+          <w:sz w:val="26"/>
+          <w:szCs w:val="26"/>
+        </w:rPr>
+        <w:t xml:space="preserve"> (khoản 4 Điều 11 Phụ lục thỏa thuận xử lý dữ liệu cá nhân). Mục đích duy nhất là nâng độ chính xác cho hệ thống của khách hàng đó. Trong phạm vi này </w:t>
+      </w:r>
+      <w:r>
+        <w:rPr>
+          <w:rFonts w:ascii="Times New Roman" w:cs="Times New Roman" w:eastAsia="Times New Roman" w:hAnsi="Times New Roman"/>
+          <w:b w:val="false"/>
+          <w:bCs w:val="false"/>
+          <w:i w:val="false"/>
+          <w:iCs w:val="false"/>
+          <w:sz w:val="26"/>
+          <w:szCs w:val="26"/>
+          <w:highlight w:val="yellow"/>
+        </w:rPr>
+        <w:t xml:space="preserve">Công ty cổ phần Giải pháp Công nghệ TURBO</w:t>
+      </w:r>
+      <w:r>
+        <w:rPr>
+          <w:rFonts w:ascii="Times New Roman" w:cs="Times New Roman" w:eastAsia="Times New Roman" w:hAnsi="Times New Roman"/>
+          <w:b w:val="false"/>
+          <w:bCs w:val="false"/>
+          <w:i w:val="false"/>
+          <w:iCs w:val="false"/>
+          <w:sz w:val="26"/>
+          <w:szCs w:val="26"/>
+        </w:rPr>
+        <w:t xml:space="preserve"> là bên xử lý, thực hiện theo chỉ dẫn của khách hàng (khoản 8 Điều 2, điểm b khoản 2 Điều 37 Luật Bảo vệ dữ liệu cá nhân).</w:t>
+      </w:r>
+    </w:p>
+    <w:p>
+      <w:pPr>
+        <w:spacing w:after="60" w:before="0" w:line="276" w:lineRule="auto"/>
+        <w:ind w:left="453" w:hanging="283"/>
+        <w:jc w:val="both"/>
+      </w:pPr>
+      <w:r>
+        <w:rPr>
+          <w:rFonts w:ascii="Times New Roman" w:cs="Times New Roman" w:eastAsia="Times New Roman" w:hAnsi="Times New Roman"/>
+          <w:b w:val="false"/>
+          <w:bCs w:val="false"/>
+          <w:i w:val="false"/>
+          <w:iCs w:val="false"/>
+          <w:sz w:val="26"/>
+          <w:szCs w:val="26"/>
+        </w:rPr>
+        <w:t xml:space="preserve">2. </w:t>
+      </w:r>
+      <w:r>
+        <w:rPr>
+          <w:rFonts w:ascii="Times New Roman" w:cs="Times New Roman" w:eastAsia="Times New Roman" w:hAnsi="Times New Roman"/>
+          <w:b/>
+          <w:bCs/>
+          <w:i w:val="false"/>
+          <w:iCs w:val="false"/>
+          <w:sz w:val="26"/>
+          <w:szCs w:val="26"/>
+        </w:rPr>
+        <w:t xml:space="preserve">Đồng ý riêng của từng chủ thể</w:t>
+      </w:r>
+      <w:r>
+        <w:rPr>
+          <w:rFonts w:ascii="Times New Roman" w:cs="Times New Roman" w:eastAsia="Times New Roman" w:hAnsi="Times New Roman"/>
+          <w:b w:val="false"/>
+          <w:bCs w:val="false"/>
+          <w:i w:val="false"/>
+          <w:iCs w:val="false"/>
+          <w:sz w:val="26"/>
+          <w:szCs w:val="26"/>
+        </w:rPr>
+        <w:t xml:space="preserve"> cho mục đích "cải thiện độ chính xác nhận diện", tách khỏi đồng ý cho kiểm soát ra vào, chấm công (điểm a khoản 4 Điều 9 Luật Bảo vệ dữ liệu cá nhân). Chỉ dùng dữ liệu của người đã đồng ý; không đồng ý không ảnh hưởng đến quyền lợi. Dùng dữ liệu sinh trắc học cho mục đích mới khi chưa có đồng ý có thể bị phạt đến 150 triệu đồng (điểm b khoản 2 Điều 70 Nghị định số 330/2026/NĐ-CP).</w:t>
+      </w:r>
+    </w:p>
+    <w:p>
+      <w:pPr>
+        <w:spacing w:after="60" w:before="0" w:line="276" w:lineRule="auto"/>
+        <w:ind w:left="453" w:hanging="283"/>
+        <w:jc w:val="both"/>
+      </w:pPr>
+      <w:r>
+        <w:rPr>
+          <w:rFonts w:ascii="Times New Roman" w:cs="Times New Roman" w:eastAsia="Times New Roman" w:hAnsi="Times New Roman"/>
+          <w:b w:val="false"/>
+          <w:bCs w:val="false"/>
+          <w:i w:val="false"/>
+          <w:iCs w:val="false"/>
+          <w:sz w:val="26"/>
+          <w:szCs w:val="26"/>
+        </w:rPr>
+        <w:t xml:space="preserve">3. </w:t>
+      </w:r>
+      <w:r>
+        <w:rPr>
+          <w:rFonts w:ascii="Times New Roman" w:cs="Times New Roman" w:eastAsia="Times New Roman" w:hAnsi="Times New Roman"/>
+          <w:b/>
+          <w:bCs/>
+          <w:i w:val="false"/>
+          <w:iCs w:val="false"/>
+          <w:sz w:val="26"/>
+          <w:szCs w:val="26"/>
+        </w:rPr>
+        <w:t xml:space="preserve">Dữ liệu không rời hệ thống của khách hàng.</w:t>
+      </w:r>
+      <w:r>
+        <w:rPr>
+          <w:rFonts w:ascii="Times New Roman" w:cs="Times New Roman" w:eastAsia="Times New Roman" w:hAnsi="Times New Roman"/>
+          <w:b w:val="false"/>
+          <w:bCs w:val="false"/>
+          <w:i w:val="false"/>
+          <w:iCs w:val="false"/>
+          <w:sz w:val="26"/>
+          <w:szCs w:val="26"/>
+        </w:rPr>
+        <w:t xml:space="preserve"> Tập dữ liệu tinh chỉnh và quá trình tinh chỉnh ở trên hạ tầng của khách hàng tại Việt Nam; kỹ thuật viên truy cập theo Thỏa thuận hỗ trợ từ xa; không sao chép dữ liệu ra ngoài.</w:t>
+      </w:r>
+    </w:p>
+    <w:p>
+      <w:pPr>
+        <w:spacing w:after="60" w:before="0" w:line="276" w:lineRule="auto"/>
+        <w:ind w:left="453" w:hanging="283"/>
+        <w:jc w:val="both"/>
+      </w:pPr>
+      <w:r>
+        <w:rPr>
+          <w:rFonts w:ascii="Times New Roman" w:cs="Times New Roman" w:eastAsia="Times New Roman" w:hAnsi="Times New Roman"/>
+          <w:b w:val="false"/>
+          <w:bCs w:val="false"/>
+          <w:i w:val="false"/>
+          <w:iCs w:val="false"/>
+          <w:sz w:val="26"/>
+          <w:szCs w:val="26"/>
+        </w:rPr>
+        <w:t xml:space="preserve">4. </w:t>
+      </w:r>
+      <w:r>
+        <w:rPr>
+          <w:rFonts w:ascii="Times New Roman" w:cs="Times New Roman" w:eastAsia="Times New Roman" w:hAnsi="Times New Roman"/>
+          <w:b/>
+          <w:bCs/>
+          <w:i w:val="false"/>
+          <w:iCs w:val="false"/>
+          <w:sz w:val="26"/>
+          <w:szCs w:val="26"/>
+        </w:rPr>
+        <w:t xml:space="preserve">Mô hình sau tinh chỉnh chỉ dùng cho khách hàng đó.</w:t>
+      </w:r>
+      <w:r>
+        <w:rPr>
+          <w:rFonts w:ascii="Times New Roman" w:cs="Times New Roman" w:eastAsia="Times New Roman" w:hAnsi="Times New Roman"/>
+          <w:b w:val="false"/>
+          <w:bCs w:val="false"/>
+          <w:i w:val="false"/>
+          <w:iCs w:val="false"/>
+          <w:sz w:val="26"/>
+          <w:szCs w:val="26"/>
+        </w:rPr>
+        <w:t xml:space="preserve"> </w:t>
+      </w:r>
+      <w:r>
+        <w:rPr>
+          <w:rFonts w:ascii="Times New Roman" w:cs="Times New Roman" w:eastAsia="Times New Roman" w:hAnsi="Times New Roman"/>
+          <w:b w:val="false"/>
+          <w:bCs w:val="false"/>
+          <w:i w:val="false"/>
+          <w:iCs w:val="false"/>
+          <w:sz w:val="26"/>
+          <w:szCs w:val="26"/>
+          <w:highlight w:val="yellow"/>
+        </w:rPr>
+        <w:t xml:space="preserve">Công ty cổ phần Giải pháp Công nghệ TURBO</w:t>
+      </w:r>
+      <w:r>
+        <w:rPr>
+          <w:rFonts w:ascii="Times New Roman" w:cs="Times New Roman" w:eastAsia="Times New Roman" w:hAnsi="Times New Roman"/>
+          <w:b w:val="false"/>
+          <w:bCs w:val="false"/>
+          <w:i w:val="false"/>
+          <w:iCs w:val="false"/>
+          <w:sz w:val="26"/>
+          <w:szCs w:val="26"/>
+        </w:rPr>
+        <w:t xml:space="preserve"> không mang mô hình đã tinh chỉnh, hoặc kết quả học được từ dữ liệu của khách hàng, sang khách hàng khác hay vào sản phẩm chung. Nếu muốn làm như vậy thì chuyển sang phương án B, với vai trò bên kiểm soát. </w:t>
+      </w:r>
+      <w:r>
+        <w:rPr>
+          <w:rFonts w:ascii="Times New Roman" w:cs="Times New Roman" w:eastAsia="Times New Roman" w:hAnsi="Times New Roman"/>
+          <w:b/>
+          <w:bCs/>
+          <w:i w:val="false"/>
+          <w:iCs w:val="false"/>
+          <w:sz w:val="26"/>
+          <w:szCs w:val="26"/>
+        </w:rPr>
+        <w:t xml:space="preserve">[CẦN ĐỐI CHIẾU]</w:t>
+      </w:r>
+      <w:r>
+        <w:rPr>
+          <w:rFonts w:ascii="Times New Roman" w:cs="Times New Roman" w:eastAsia="Times New Roman" w:hAnsi="Times New Roman"/>
+          <w:b w:val="false"/>
+          <w:bCs w:val="false"/>
+          <w:i w:val="false"/>
+          <w:iCs w:val="false"/>
+          <w:sz w:val="26"/>
+          <w:szCs w:val="26"/>
+        </w:rPr>
+        <w:t xml:space="preserve"> — trọng số mô hình sau tinh chỉnh có bị coi là dữ liệu cá nhân hay không (khoản 2 Điều 10 Nghị định số 356/2025/NĐ-CP về kết quả suy luận có thể xác định con người).</w:t>
+      </w:r>
+    </w:p>
+    <w:p>
+      <w:pPr>
+        <w:spacing w:after="60" w:before="0" w:line="276" w:lineRule="auto"/>
+        <w:ind w:left="453" w:hanging="283"/>
+        <w:jc w:val="both"/>
+      </w:pPr>
+      <w:r>
+        <w:rPr>
+          <w:rFonts w:ascii="Times New Roman" w:cs="Times New Roman" w:eastAsia="Times New Roman" w:hAnsi="Times New Roman"/>
+          <w:b w:val="false"/>
+          <w:bCs w:val="false"/>
+          <w:i w:val="false"/>
+          <w:iCs w:val="false"/>
+          <w:sz w:val="26"/>
+          <w:szCs w:val="26"/>
+        </w:rPr>
+        <w:t xml:space="preserve">5. </w:t>
+      </w:r>
+      <w:r>
+        <w:rPr>
+          <w:rFonts w:ascii="Times New Roman" w:cs="Times New Roman" w:eastAsia="Times New Roman" w:hAnsi="Times New Roman"/>
+          <w:b/>
+          <w:bCs/>
+          <w:i w:val="false"/>
+          <w:iCs w:val="false"/>
+          <w:sz w:val="26"/>
+          <w:szCs w:val="26"/>
+        </w:rPr>
+        <w:t xml:space="preserve">Kiểm thử trước khi dùng.</w:t>
+      </w:r>
+      <w:r>
+        <w:rPr>
+          <w:rFonts w:ascii="Times New Roman" w:cs="Times New Roman" w:eastAsia="Times New Roman" w:hAnsi="Times New Roman"/>
+          <w:b w:val="false"/>
+          <w:bCs w:val="false"/>
+          <w:i w:val="false"/>
+          <w:iCs w:val="false"/>
+          <w:sz w:val="26"/>
+          <w:szCs w:val="26"/>
+        </w:rPr>
+        <w:t xml:space="preserve"> Đo lại độ chính xác, sai lệch theo nhóm, chống giả mạo trước khi đưa mô hình tinh chỉnh vào vận hành; giữ khả năng quay về mô hình gốc.</w:t>
+      </w:r>
+    </w:p>
+    <w:p>
+      <w:pPr>
+        <w:spacing w:after="60" w:before="0" w:line="276" w:lineRule="auto"/>
+        <w:ind w:left="453" w:hanging="283"/>
+        <w:jc w:val="both"/>
+      </w:pPr>
+      <w:r>
+        <w:rPr>
+          <w:rFonts w:ascii="Times New Roman" w:cs="Times New Roman" w:eastAsia="Times New Roman" w:hAnsi="Times New Roman"/>
+          <w:b w:val="false"/>
+          <w:bCs w:val="false"/>
+          <w:i w:val="false"/>
+          <w:iCs w:val="false"/>
+          <w:sz w:val="26"/>
+          <w:szCs w:val="26"/>
+        </w:rPr>
+        <w:t xml:space="preserve">6. </w:t>
+      </w:r>
+      <w:r>
+        <w:rPr>
+          <w:rFonts w:ascii="Times New Roman" w:cs="Times New Roman" w:eastAsia="Times New Roman" w:hAnsi="Times New Roman"/>
+          <w:b/>
+          <w:bCs/>
+          <w:i w:val="false"/>
+          <w:iCs w:val="false"/>
+          <w:sz w:val="26"/>
+          <w:szCs w:val="26"/>
+        </w:rPr>
+        <w:t xml:space="preserve">Xóa tập dữ liệu tinh chỉnh</w:t>
+      </w:r>
+      <w:r>
+        <w:rPr>
+          <w:rFonts w:ascii="Times New Roman" w:cs="Times New Roman" w:eastAsia="Times New Roman" w:hAnsi="Times New Roman"/>
+          <w:b w:val="false"/>
+          <w:bCs w:val="false"/>
+          <w:i w:val="false"/>
+          <w:iCs w:val="false"/>
+          <w:sz w:val="26"/>
+          <w:szCs w:val="26"/>
+        </w:rPr>
+        <w:t xml:space="preserve"> trong </w:t>
+      </w:r>
+      <w:r>
+        <w:rPr>
+          <w:rFonts w:ascii="Times New Roman" w:cs="Times New Roman" w:eastAsia="Times New Roman" w:hAnsi="Times New Roman"/>
+          <w:b w:val="false"/>
+          <w:bCs w:val="false"/>
+          <w:i w:val="false"/>
+          <w:iCs w:val="false"/>
+          <w:sz w:val="26"/>
+          <w:szCs w:val="26"/>
+          <w:highlight w:val="yellow"/>
+        </w:rPr>
+        <w:t xml:space="preserve">07 ngày</w:t>
+      </w:r>
+      <w:r>
+        <w:rPr>
+          <w:rFonts w:ascii="Times New Roman" w:cs="Times New Roman" w:eastAsia="Times New Roman" w:hAnsi="Times New Roman"/>
+          <w:b w:val="false"/>
+          <w:bCs w:val="false"/>
+          <w:i w:val="false"/>
+          <w:iCs w:val="false"/>
+          <w:sz w:val="26"/>
+          <w:szCs w:val="26"/>
+        </w:rPr>
+        <w:t xml:space="preserve"> sau khi hoàn thành; lập biên bản. Chủ thể rút đồng ý: loại khỏi tập dữ liệu cho các lần tinh chỉnh sau.</w:t>
+      </w:r>
+    </w:p>
+    <w:p>
+      <w:pPr>
+        <w:spacing w:after="60" w:before="0" w:line="276" w:lineRule="auto"/>
+        <w:ind w:left="453" w:hanging="283"/>
+        <w:jc w:val="both"/>
+      </w:pPr>
+      <w:r>
+        <w:rPr>
+          <w:rFonts w:ascii="Times New Roman" w:cs="Times New Roman" w:eastAsia="Times New Roman" w:hAnsi="Times New Roman"/>
+          <w:b w:val="false"/>
+          <w:bCs w:val="false"/>
+          <w:i w:val="false"/>
+          <w:iCs w:val="false"/>
+          <w:sz w:val="26"/>
+          <w:szCs w:val="26"/>
+        </w:rPr>
+        <w:t xml:space="preserve">7. </w:t>
+      </w:r>
+      <w:r>
+        <w:rPr>
+          <w:rFonts w:ascii="Times New Roman" w:cs="Times New Roman" w:eastAsia="Times New Roman" w:hAnsi="Times New Roman"/>
+          <w:b/>
+          <w:bCs/>
+          <w:i w:val="false"/>
+          <w:iCs w:val="false"/>
+          <w:sz w:val="26"/>
+          <w:szCs w:val="26"/>
+        </w:rPr>
+        <w:t xml:space="preserve">Hồ sơ.</w:t>
+      </w:r>
+      <w:r>
+        <w:rPr>
+          <w:rFonts w:ascii="Times New Roman" w:cs="Times New Roman" w:eastAsia="Times New Roman" w:hAnsi="Times New Roman"/>
+          <w:b w:val="false"/>
+          <w:bCs w:val="false"/>
+          <w:i w:val="false"/>
+          <w:iCs w:val="false"/>
+          <w:sz w:val="26"/>
+          <w:szCs w:val="26"/>
+        </w:rPr>
+        <w:t xml:space="preserve"> Khách hàng bổ sung mục đích mới vào hồ sơ đánh giá tác động và cập nhật theo Điều 22 Luật Bảo vệ dữ liệu cá nhân (phát sinh mục đích xử lý mới — khoản 1 Điều 20 Nghị định số 356/2025/NĐ-CP).</w:t>
       </w:r>
     </w:p>
     <w:p>

--- a/templates/09-ai-vision/b7-tuyen-bo-du-lieu-huan-luyen.docx
+++ b/templates/09-ai-vision/b7-tuyen-bo-du-lieu-huan-luyen.docx
@@ -2216,7 +2216,7 @@
                 <w:sz w:val="24"/>
                 <w:szCs w:val="24"/>
               </w:rPr>
-              <w:t xml:space="preserve">Không dùng mô hình huấn luyện trên dữ liệu thu thập trái phép (khoản 6 Điều 7, khoản 1 Điều 11 Luật Bảo vệ dữ liệu cá nhân; khoản 1 Điều 10 Nghị định số 356/2025/NĐ-CP)</w:t>
+              <w:t xml:space="preserve">Không dùng mô hình huấn luyện trên dữ liệu thu thập trái phép (khoản 6 Điều 7, khoản 1 Điều 11 Luật Bảo vệ dữ liệu cá nhân; khoản 1 Điều 10 Nghị định số 356/2025/NĐ-CP). Dùng dữ liệu trái pháp luật để phát triển, huấn luyện, vận hành hệ thống trí tuệ nhân tạo là hành vi bị nghiêm cấm (khoản 3 Điều 7 Luật Trí tuệ nhân tạo số 134/2025/QH15)</w:t>
             </w:r>
           </w:p>
         </w:tc>
@@ -2589,7 +2589,7 @@
           </w:tcPr>
           <w:p>
             <w:pPr>
-              <w:keepNext w:val="false"/>
+              <w:keepNext/>
               <w:spacing w:after="0" w:before="0" w:line="240" w:lineRule="auto"/>
               <w:jc w:val="left"/>
             </w:pPr>
@@ -2626,7 +2626,7 @@
           </w:tcPr>
           <w:p>
             <w:pPr>
-              <w:keepNext w:val="false"/>
+              <w:keepNext/>
               <w:spacing w:after="0" w:before="0" w:line="240" w:lineRule="auto"/>
               <w:jc w:val="left"/>
             </w:pPr>
@@ -2641,6 +2641,86 @@
                 <w:szCs w:val="24"/>
               </w:rPr>
               <w:t xml:space="preserve">Trách nhiệm giải trình (điểm b khoản 5 Điều 10 Nghị định số 356/2025/NĐ-CP)</w:t>
+            </w:r>
+          </w:p>
+        </w:tc>
+      </w:tr>
+      <w:tr>
+        <w:trPr>
+          <w:cantSplit/>
+          <w:tblHeader w:val="false"/>
+        </w:trPr>
+        <w:tc>
+          <w:tcPr>
+            <w:tcW w:type="dxa" w:w="4072"/>
+            <w:tcBorders>
+              <w:top w:val="single" w:color="000000" w:sz="4"/>
+              <w:left w:val="single" w:color="000000" w:sz="4"/>
+              <w:bottom w:val="single" w:color="000000" w:sz="4"/>
+              <w:right w:val="single" w:color="000000" w:sz="4"/>
+            </w:tcBorders>
+            <w:tcMar>
+              <w:top w:type="dxa" w:w="30"/>
+              <w:left w:type="dxa" w:w="70"/>
+              <w:bottom w:type="dxa" w:w="30"/>
+              <w:right w:type="dxa" w:w="70"/>
+            </w:tcMar>
+            <w:vAlign w:val="center"/>
+          </w:tcPr>
+          <w:p>
+            <w:pPr>
+              <w:keepNext w:val="false"/>
+              <w:spacing w:after="0" w:before="0" w:line="240" w:lineRule="auto"/>
+              <w:jc w:val="left"/>
+            </w:pPr>
+            <w:r>
+              <w:rPr>
+                <w:rFonts w:ascii="Times New Roman" w:cs="Times New Roman" w:eastAsia="Times New Roman" w:hAnsi="Times New Roman"/>
+                <w:b w:val="false"/>
+                <w:bCs w:val="false"/>
+                <w:i w:val="false"/>
+                <w:iCs w:val="false"/>
+                <w:sz w:val="24"/>
+                <w:szCs w:val="24"/>
+              </w:rPr>
+              <w:t xml:space="preserve">Thẻ mô hình (mục đích, phạm vi áp dụng, hạn chế, rủi ro, dữ liệu huấn luyện, kết quả đánh giá hiệu năng); điều khoản phối hợp cung cấp thông tin kỹ thuật</w:t>
+            </w:r>
+          </w:p>
+        </w:tc>
+        <w:tc>
+          <w:tcPr>
+            <w:tcW w:type="dxa" w:w="4953"/>
+            <w:tcBorders>
+              <w:top w:val="single" w:color="000000" w:sz="4"/>
+              <w:left w:val="single" w:color="000000" w:sz="4"/>
+              <w:bottom w:val="single" w:color="000000" w:sz="4"/>
+              <w:right w:val="single" w:color="000000" w:sz="4"/>
+            </w:tcBorders>
+            <w:tcMar>
+              <w:top w:type="dxa" w:w="30"/>
+              <w:left w:type="dxa" w:w="70"/>
+              <w:bottom w:type="dxa" w:w="30"/>
+              <w:right w:type="dxa" w:w="70"/>
+            </w:tcMar>
+            <w:vAlign w:val="center"/>
+          </w:tcPr>
+          <w:p>
+            <w:pPr>
+              <w:keepNext w:val="false"/>
+              <w:spacing w:after="0" w:before="0" w:line="240" w:lineRule="auto"/>
+              <w:jc w:val="left"/>
+            </w:pPr>
+            <w:r>
+              <w:rPr>
+                <w:rFonts w:ascii="Times New Roman" w:cs="Times New Roman" w:eastAsia="Times New Roman" w:hAnsi="Times New Roman"/>
+                <w:b w:val="false"/>
+                <w:bCs w:val="false"/>
+                <w:i w:val="false"/>
+                <w:iCs w:val="false"/>
+                <w:sz w:val="24"/>
+                <w:szCs w:val="24"/>
+              </w:rPr>
+              <w:t xml:space="preserve">Khoản 5 Điều 3, khoản 6 Điều 16 Nghị định số 142/2026/NĐ-CP</w:t>
             </w:r>
           </w:p>
         </w:tc>
@@ -2692,8 +2772,15 @@
           <w:sz w:val="26"/>
           <w:szCs w:val="26"/>
         </w:rPr>
-        <w:t xml:space="preserve"> dữ liệu cá nhân từ hệ thống tại Việt Nam, trừ khi có thỏa thuận riêng và hồ sơ theo Điều 20 Luật Bảo vệ dữ liệu cá nhân. Pháp luật chuyên ngành về trí tuệ nhân tạo có thể đặt thêm nghĩa vụ với mô hình nhập khẩu — </w:t>
-      </w:r>
+        <w:t xml:space="preserve"> dữ liệu cá nhân từ hệ thống tại Việt Nam, trừ khi có thỏa thuận riêng và hồ sơ theo Điều 20 Luật Bảo vệ dữ liệu cá nhân.</w:t>
+      </w:r>
+    </w:p>
+    <w:p>
+      <w:pPr>
+        <w:spacing w:after="120" w:before="0" w:line="276" w:lineRule="auto"/>
+        <w:ind w:firstLine="566"/>
+        <w:jc w:val="both"/>
+      </w:pPr>
       <w:r>
         <w:rPr>
           <w:rFonts w:ascii="Times New Roman" w:cs="Times New Roman" w:eastAsia="Times New Roman" w:hAnsi="Times New Roman"/>
@@ -2704,19 +2791,408 @@
           <w:sz w:val="26"/>
           <w:szCs w:val="26"/>
         </w:rPr>
-        <w:t xml:space="preserve">[CẦN ĐỐI CHIẾU]</w:t>
-      </w:r>
-      <w:r>
-        <w:rPr>
-          <w:rFonts w:ascii="Times New Roman" w:cs="Times New Roman" w:eastAsia="Times New Roman" w:hAnsi="Times New Roman"/>
-          <w:b w:val="false"/>
-          <w:bCs w:val="false"/>
-          <w:i w:val="false"/>
-          <w:iCs w:val="false"/>
-          <w:sz w:val="26"/>
-          <w:szCs w:val="26"/>
-        </w:rPr>
-        <w:t xml:space="preserve">.</w:t>
+        <w:t xml:space="preserve">Nghĩa vụ theo pháp luật về trí tuệ nhân tạo.</w:t>
+      </w:r>
+      <w:r>
+        <w:rPr>
+          <w:rFonts w:ascii="Times New Roman" w:cs="Times New Roman" w:eastAsia="Times New Roman" w:hAnsi="Times New Roman"/>
+          <w:b w:val="false"/>
+          <w:bCs w:val="false"/>
+          <w:i w:val="false"/>
+          <w:iCs w:val="false"/>
+          <w:sz w:val="26"/>
+          <w:szCs w:val="26"/>
+        </w:rPr>
+        <w:t xml:space="preserve"> Luật Trí tuệ nhân tạo số 134/2025/QH15 và Nghị định số 142/2026/NĐ-CP không có thủ tục riêng cho mô hình nhập khẩu. Các nghĩa vụ liên quan:</w:t>
+      </w:r>
+    </w:p>
+    <w:p>
+      <w:pPr>
+        <w:spacing w:after="60" w:before="0" w:line="276" w:lineRule="auto"/>
+        <w:ind w:left="453" w:hanging="283"/>
+        <w:jc w:val="both"/>
+      </w:pPr>
+      <w:r>
+        <w:rPr>
+          <w:rFonts w:ascii="Times New Roman" w:cs="Times New Roman" w:eastAsia="Times New Roman" w:hAnsi="Times New Roman"/>
+          <w:b w:val="false"/>
+          <w:bCs w:val="false"/>
+          <w:i w:val="false"/>
+          <w:iCs w:val="false"/>
+          <w:sz w:val="26"/>
+          <w:szCs w:val="26"/>
+        </w:rPr>
+        <w:t xml:space="preserve">1. </w:t>
+      </w:r>
+      <w:r>
+        <w:rPr>
+          <w:rFonts w:ascii="Times New Roman" w:cs="Times New Roman" w:eastAsia="Times New Roman" w:hAnsi="Times New Roman"/>
+          <w:b w:val="false"/>
+          <w:bCs w:val="false"/>
+          <w:i w:val="false"/>
+          <w:iCs w:val="false"/>
+          <w:sz w:val="26"/>
+          <w:szCs w:val="26"/>
+          <w:highlight w:val="yellow"/>
+        </w:rPr>
+        <w:t xml:space="preserve">Công ty cổ phần Giải pháp Công nghệ TURBO</w:t>
+      </w:r>
+      <w:r>
+        <w:rPr>
+          <w:rFonts w:ascii="Times New Roman" w:cs="Times New Roman" w:eastAsia="Times New Roman" w:hAnsi="Times New Roman"/>
+          <w:b w:val="false"/>
+          <w:bCs w:val="false"/>
+          <w:i w:val="false"/>
+          <w:iCs w:val="false"/>
+          <w:sz w:val="26"/>
+          <w:szCs w:val="26"/>
+        </w:rPr>
+        <w:t xml:space="preserve"> đưa hệ thống ra thị trường dưới tên, thương hiệu của mình nên là </w:t>
+      </w:r>
+      <w:r>
+        <w:rPr>
+          <w:rFonts w:ascii="Times New Roman" w:cs="Times New Roman" w:eastAsia="Times New Roman" w:hAnsi="Times New Roman"/>
+          <w:b/>
+          <w:bCs/>
+          <w:i w:val="false"/>
+          <w:iCs w:val="false"/>
+          <w:sz w:val="26"/>
+          <w:szCs w:val="26"/>
+        </w:rPr>
+        <w:t xml:space="preserve">nhà cung cấp</w:t>
+      </w:r>
+      <w:r>
+        <w:rPr>
+          <w:rFonts w:ascii="Times New Roman" w:cs="Times New Roman" w:eastAsia="Times New Roman" w:hAnsi="Times New Roman"/>
+          <w:b w:val="false"/>
+          <w:bCs w:val="false"/>
+          <w:i w:val="false"/>
+          <w:iCs w:val="false"/>
+          <w:sz w:val="26"/>
+          <w:szCs w:val="26"/>
+        </w:rPr>
+        <w:t xml:space="preserve">, không phụ thuộc hệ thống do mình tự phát triển hay do bên thứ ba phát triển (khoản 4 Điều 3 Luật Trí tuệ nhân tạo), và chịu toàn bộ nghĩa vụ của nhà cung cấp. Khi tự tinh chỉnh mô hình, </w:t>
+      </w:r>
+      <w:r>
+        <w:rPr>
+          <w:rFonts w:ascii="Times New Roman" w:cs="Times New Roman" w:eastAsia="Times New Roman" w:hAnsi="Times New Roman"/>
+          <w:b w:val="false"/>
+          <w:bCs w:val="false"/>
+          <w:i w:val="false"/>
+          <w:iCs w:val="false"/>
+          <w:sz w:val="26"/>
+          <w:szCs w:val="26"/>
+          <w:highlight w:val="yellow"/>
+        </w:rPr>
+        <w:t xml:space="preserve">Công ty cổ phần Giải pháp Công nghệ TURBO</w:t>
+      </w:r>
+      <w:r>
+        <w:rPr>
+          <w:rFonts w:ascii="Times New Roman" w:cs="Times New Roman" w:eastAsia="Times New Roman" w:hAnsi="Times New Roman"/>
+          <w:b w:val="false"/>
+          <w:bCs w:val="false"/>
+          <w:i w:val="false"/>
+          <w:iCs w:val="false"/>
+          <w:sz w:val="26"/>
+          <w:szCs w:val="26"/>
+        </w:rPr>
+        <w:t xml:space="preserve"> đồng thời là </w:t>
+      </w:r>
+      <w:r>
+        <w:rPr>
+          <w:rFonts w:ascii="Times New Roman" w:cs="Times New Roman" w:eastAsia="Times New Roman" w:hAnsi="Times New Roman"/>
+          <w:b/>
+          <w:bCs/>
+          <w:i w:val="false"/>
+          <w:iCs w:val="false"/>
+          <w:sz w:val="26"/>
+          <w:szCs w:val="26"/>
+        </w:rPr>
+        <w:t xml:space="preserve">nhà phát triển</w:t>
+      </w:r>
+      <w:r>
+        <w:rPr>
+          <w:rFonts w:ascii="Times New Roman" w:cs="Times New Roman" w:eastAsia="Times New Roman" w:hAnsi="Times New Roman"/>
+          <w:b w:val="false"/>
+          <w:bCs w:val="false"/>
+          <w:i w:val="false"/>
+          <w:iCs w:val="false"/>
+          <w:sz w:val="26"/>
+          <w:szCs w:val="26"/>
+        </w:rPr>
+        <w:t xml:space="preserve"> (khoản 3 Điều 3 Luật này).</w:t>
+      </w:r>
+    </w:p>
+    <w:p>
+      <w:pPr>
+        <w:spacing w:after="60" w:before="0" w:line="276" w:lineRule="auto"/>
+        <w:ind w:left="453" w:hanging="283"/>
+        <w:jc w:val="both"/>
+      </w:pPr>
+      <w:r>
+        <w:rPr>
+          <w:rFonts w:ascii="Times New Roman" w:cs="Times New Roman" w:eastAsia="Times New Roman" w:hAnsi="Times New Roman"/>
+          <w:b w:val="false"/>
+          <w:bCs w:val="false"/>
+          <w:i w:val="false"/>
+          <w:iCs w:val="false"/>
+          <w:sz w:val="26"/>
+          <w:szCs w:val="26"/>
+        </w:rPr>
+        <w:t xml:space="preserve">2. Việc phân loại rủi ro áp dụng cho </w:t>
+      </w:r>
+      <w:r>
+        <w:rPr>
+          <w:rFonts w:ascii="Times New Roman" w:cs="Times New Roman" w:eastAsia="Times New Roman" w:hAnsi="Times New Roman"/>
+          <w:b/>
+          <w:bCs/>
+          <w:i w:val="false"/>
+          <w:iCs w:val="false"/>
+          <w:sz w:val="26"/>
+          <w:szCs w:val="26"/>
+        </w:rPr>
+        <w:t xml:space="preserve">hệ thống</w:t>
+      </w:r>
+      <w:r>
+        <w:rPr>
+          <w:rFonts w:ascii="Times New Roman" w:cs="Times New Roman" w:eastAsia="Times New Roman" w:hAnsi="Times New Roman"/>
+          <w:b w:val="false"/>
+          <w:bCs w:val="false"/>
+          <w:i w:val="false"/>
+          <w:iCs w:val="false"/>
+          <w:sz w:val="26"/>
+          <w:szCs w:val="26"/>
+        </w:rPr>
+        <w:t xml:space="preserve">, không áp dụng cho mô hình, trừ khi mô hình được sử dụng như một thành phần của hệ thống cụ thể (khoản 2 Điều 6 Nghị định số 142/2026/NĐ-CP). Mô hình nhập khẩu được xét trong phân loại của </w:t>
+      </w:r>
+      <w:r>
+        <w:rPr>
+          <w:rFonts w:ascii="Times New Roman" w:cs="Times New Roman" w:eastAsia="Times New Roman" w:hAnsi="Times New Roman"/>
+          <w:b w:val="false"/>
+          <w:bCs w:val="false"/>
+          <w:i w:val="false"/>
+          <w:iCs w:val="false"/>
+          <w:sz w:val="26"/>
+          <w:szCs w:val="26"/>
+          <w:highlight w:val="yellow"/>
+        </w:rPr>
+        <w:t xml:space="preserve">Hệ thống AI Vision VX (mô phỏng)</w:t>
+      </w:r>
+      <w:r>
+        <w:rPr>
+          <w:rFonts w:ascii="Times New Roman" w:cs="Times New Roman" w:eastAsia="Times New Roman" w:hAnsi="Times New Roman"/>
+          <w:b w:val="false"/>
+          <w:bCs w:val="false"/>
+          <w:i w:val="false"/>
+          <w:iCs w:val="false"/>
+          <w:sz w:val="26"/>
+          <w:szCs w:val="26"/>
+        </w:rPr>
+        <w:t xml:space="preserve"> tại tài liệu Phân loại rủi ro hệ thống AI (B2).</w:t>
+      </w:r>
+    </w:p>
+    <w:p>
+      <w:pPr>
+        <w:spacing w:after="60" w:before="0" w:line="276" w:lineRule="auto"/>
+        <w:ind w:left="453" w:hanging="283"/>
+        <w:jc w:val="both"/>
+      </w:pPr>
+      <w:r>
+        <w:rPr>
+          <w:rFonts w:ascii="Times New Roman" w:cs="Times New Roman" w:eastAsia="Times New Roman" w:hAnsi="Times New Roman"/>
+          <w:b w:val="false"/>
+          <w:bCs w:val="false"/>
+          <w:i w:val="false"/>
+          <w:iCs w:val="false"/>
+          <w:sz w:val="26"/>
+          <w:szCs w:val="26"/>
+        </w:rPr>
+        <w:t xml:space="preserve">3. Hợp đồng với bên cung cấp mô hình phải có điều khoản phối hợp cung cấp thông tin kỹ thuật cần thiết để </w:t>
+      </w:r>
+      <w:r>
+        <w:rPr>
+          <w:rFonts w:ascii="Times New Roman" w:cs="Times New Roman" w:eastAsia="Times New Roman" w:hAnsi="Times New Roman"/>
+          <w:b w:val="false"/>
+          <w:bCs w:val="false"/>
+          <w:i w:val="false"/>
+          <w:iCs w:val="false"/>
+          <w:sz w:val="26"/>
+          <w:szCs w:val="26"/>
+          <w:highlight w:val="yellow"/>
+        </w:rPr>
+        <w:t xml:space="preserve">Công ty cổ phần Giải pháp Công nghệ TURBO</w:t>
+      </w:r>
+      <w:r>
+        <w:rPr>
+          <w:rFonts w:ascii="Times New Roman" w:cs="Times New Roman" w:eastAsia="Times New Roman" w:hAnsi="Times New Roman"/>
+          <w:b w:val="false"/>
+          <w:bCs w:val="false"/>
+          <w:i w:val="false"/>
+          <w:iCs w:val="false"/>
+          <w:sz w:val="26"/>
+          <w:szCs w:val="26"/>
+        </w:rPr>
+        <w:t xml:space="preserve"> thực hiện trách nhiệm minh bạch và giải trình (khoản 6 Điều 16 Nghị định số 142/2026/NĐ-CP). Hồ sơ phân loại rủi ro chỉ phải có thông tin kỹ thuật và thông tin về dữ liệu trong phạm vi quyền tiếp cận và kiểm soát hợp pháp của </w:t>
+      </w:r>
+      <w:r>
+        <w:rPr>
+          <w:rFonts w:ascii="Times New Roman" w:cs="Times New Roman" w:eastAsia="Times New Roman" w:hAnsi="Times New Roman"/>
+          <w:b w:val="false"/>
+          <w:bCs w:val="false"/>
+          <w:i w:val="false"/>
+          <w:iCs w:val="false"/>
+          <w:sz w:val="26"/>
+          <w:szCs w:val="26"/>
+          <w:highlight w:val="yellow"/>
+        </w:rPr>
+        <w:t xml:space="preserve">Công ty cổ phần Giải pháp Công nghệ TURBO</w:t>
+      </w:r>
+      <w:r>
+        <w:rPr>
+          <w:rFonts w:ascii="Times New Roman" w:cs="Times New Roman" w:eastAsia="Times New Roman" w:hAnsi="Times New Roman"/>
+          <w:b w:val="false"/>
+          <w:bCs w:val="false"/>
+          <w:i w:val="false"/>
+          <w:iCs w:val="false"/>
+          <w:sz w:val="26"/>
+          <w:szCs w:val="26"/>
+        </w:rPr>
+        <w:t xml:space="preserve"> (khoản 3 Điều 12 Nghị định này). Yêu cầu bên cung cấp giao </w:t>
+      </w:r>
+      <w:r>
+        <w:rPr>
+          <w:rFonts w:ascii="Times New Roman" w:cs="Times New Roman" w:eastAsia="Times New Roman" w:hAnsi="Times New Roman"/>
+          <w:b/>
+          <w:bCs/>
+          <w:i w:val="false"/>
+          <w:iCs w:val="false"/>
+          <w:sz w:val="26"/>
+          <w:szCs w:val="26"/>
+        </w:rPr>
+        <w:t xml:space="preserve">thẻ mô hình</w:t>
+      </w:r>
+      <w:r>
+        <w:rPr>
+          <w:rFonts w:ascii="Times New Roman" w:cs="Times New Roman" w:eastAsia="Times New Roman" w:hAnsi="Times New Roman"/>
+          <w:b w:val="false"/>
+          <w:bCs w:val="false"/>
+          <w:i w:val="false"/>
+          <w:iCs w:val="false"/>
+          <w:sz w:val="26"/>
+          <w:szCs w:val="26"/>
+        </w:rPr>
+        <w:t xml:space="preserve"> (khoản 5 Điều 3 Nghị định này).</w:t>
+      </w:r>
+    </w:p>
+    <w:p>
+      <w:pPr>
+        <w:spacing w:after="60" w:before="0" w:line="276" w:lineRule="auto"/>
+        <w:ind w:left="453" w:hanging="283"/>
+        <w:jc w:val="both"/>
+      </w:pPr>
+      <w:r>
+        <w:rPr>
+          <w:rFonts w:ascii="Times New Roman" w:cs="Times New Roman" w:eastAsia="Times New Roman" w:hAnsi="Times New Roman"/>
+          <w:b w:val="false"/>
+          <w:bCs w:val="false"/>
+          <w:i w:val="false"/>
+          <w:iCs w:val="false"/>
+          <w:sz w:val="26"/>
+          <w:szCs w:val="26"/>
+        </w:rPr>
+        <w:t xml:space="preserve">4. Nếu bên nước ngoài </w:t>
+      </w:r>
+      <w:r>
+        <w:rPr>
+          <w:rFonts w:ascii="Times New Roman" w:cs="Times New Roman" w:eastAsia="Times New Roman" w:hAnsi="Times New Roman"/>
+          <w:b/>
+          <w:bCs/>
+          <w:i w:val="false"/>
+          <w:iCs w:val="false"/>
+          <w:sz w:val="26"/>
+          <w:szCs w:val="26"/>
+        </w:rPr>
+        <w:t xml:space="preserve">trực tiếp</w:t>
+      </w:r>
+      <w:r>
+        <w:rPr>
+          <w:rFonts w:ascii="Times New Roman" w:cs="Times New Roman" w:eastAsia="Times New Roman" w:hAnsi="Times New Roman"/>
+          <w:b w:val="false"/>
+          <w:bCs w:val="false"/>
+          <w:i w:val="false"/>
+          <w:iCs w:val="false"/>
+          <w:sz w:val="26"/>
+          <w:szCs w:val="26"/>
+        </w:rPr>
+        <w:t xml:space="preserve"> cung cấp hệ thống trí tuệ nhân tạo có rủi ro cao tại Việt Nam dưới tên của họ, bên đó phải có đầu mối liên hệ hợp pháp tại Việt Nam; nếu hệ thống thuộc diện bắt buộc chứng nhận sự phù hợp trước khi đưa vào sử dụng thì phải có hiện diện thương mại hoặc đại diện được ủy quyền tại Việt Nam (khoản 6 Điều 14 Luật Trí tuệ nhân tạo).</w:t>
+      </w:r>
+    </w:p>
+    <w:p>
+      <w:pPr>
+        <w:spacing w:after="60" w:before="0" w:line="276" w:lineRule="auto"/>
+        <w:ind w:left="453" w:hanging="283"/>
+        <w:jc w:val="both"/>
+      </w:pPr>
+      <w:r>
+        <w:rPr>
+          <w:rFonts w:ascii="Times New Roman" w:cs="Times New Roman" w:eastAsia="Times New Roman" w:hAnsi="Times New Roman"/>
+          <w:b w:val="false"/>
+          <w:bCs w:val="false"/>
+          <w:i w:val="false"/>
+          <w:iCs w:val="false"/>
+          <w:sz w:val="26"/>
+          <w:szCs w:val="26"/>
+        </w:rPr>
+        <w:t xml:space="preserve">5. Với cấu hình rủi ro cao theo B2, </w:t>
+      </w:r>
+      <w:r>
+        <w:rPr>
+          <w:rFonts w:ascii="Times New Roman" w:cs="Times New Roman" w:eastAsia="Times New Roman" w:hAnsi="Times New Roman"/>
+          <w:b w:val="false"/>
+          <w:bCs w:val="false"/>
+          <w:i w:val="false"/>
+          <w:iCs w:val="false"/>
+          <w:sz w:val="26"/>
+          <w:szCs w:val="26"/>
+          <w:highlight w:val="yellow"/>
+        </w:rPr>
+        <w:t xml:space="preserve">Công ty cổ phần Giải pháp Công nghệ TURBO</w:t>
+      </w:r>
+      <w:r>
+        <w:rPr>
+          <w:rFonts w:ascii="Times New Roman" w:cs="Times New Roman" w:eastAsia="Times New Roman" w:hAnsi="Times New Roman"/>
+          <w:b w:val="false"/>
+          <w:bCs w:val="false"/>
+          <w:i w:val="false"/>
+          <w:iCs w:val="false"/>
+          <w:sz w:val="26"/>
+          <w:szCs w:val="26"/>
+        </w:rPr>
+        <w:t xml:space="preserve"> quản trị dữ liệu huấn luyện, kiểm thử và vận hành bảo đảm chất lượng trong phạm vi khả năng kỹ thuật, phù hợp với mục đích sử dụng (điểm b khoản 1 Điều 14 Luật Trí tuệ nhân tạo). Với mô hình mua, việc này thực hiện qua thông tin bên cung cấp công bố và việc </w:t>
+      </w:r>
+      <w:r>
+        <w:rPr>
+          <w:rFonts w:ascii="Times New Roman" w:cs="Times New Roman" w:eastAsia="Times New Roman" w:hAnsi="Times New Roman"/>
+          <w:b/>
+          <w:bCs/>
+          <w:i w:val="false"/>
+          <w:iCs w:val="false"/>
+          <w:sz w:val="26"/>
+          <w:szCs w:val="26"/>
+        </w:rPr>
+        <w:t xml:space="preserve">kiểm thử lại</w:t>
+      </w:r>
+      <w:r>
+        <w:rPr>
+          <w:rFonts w:ascii="Times New Roman" w:cs="Times New Roman" w:eastAsia="Times New Roman" w:hAnsi="Times New Roman"/>
+          <w:b w:val="false"/>
+          <w:bCs w:val="false"/>
+          <w:i w:val="false"/>
+          <w:iCs w:val="false"/>
+          <w:sz w:val="26"/>
+          <w:szCs w:val="26"/>
+        </w:rPr>
+        <w:t xml:space="preserve"> trên dữ liệu kiểm thử tại Việt Nam (mục 4).</w:t>
       </w:r>
     </w:p>
     <w:p>
@@ -6025,6 +6501,25 @@
     </w:p>
     <w:p>
       <w:pPr>
+        <w:spacing w:after="120" w:before="0" w:line="276" w:lineRule="auto"/>
+        <w:ind w:firstLine="566"/>
+        <w:jc w:val="both"/>
+      </w:pPr>
+      <w:r>
+        <w:rPr>
+          <w:rFonts w:ascii="Times New Roman" w:cs="Times New Roman" w:eastAsia="Times New Roman" w:hAnsi="Times New Roman"/>
+          <w:b w:val="false"/>
+          <w:bCs w:val="false"/>
+          <w:i w:val="false"/>
+          <w:iCs w:val="false"/>
+          <w:sz w:val="26"/>
+          <w:szCs w:val="26"/>
+        </w:rPr>
+        <w:t xml:space="preserve">Dữ liệu kiểm thử, đánh giá được chọn để đại diện cho nhóm người dùng và điều kiện lắp đặt tại Việt Nam. Với cấu hình rủi ro cao, đây là nội dung bắt buộc của hệ thống quản lý rủi ro (điểm b khoản 2 Điều 15 Nghị định số 142/2026/NĐ-CP).</w:t>
+      </w:r>
+    </w:p>
+    <w:p>
+      <w:pPr>
         <w:keepNext/>
         <w:spacing w:after="120" w:before="180" w:line="240" w:lineRule="auto"/>
         <w:jc w:val="left"/>
@@ -6621,7 +7116,7 @@
           <w:sz w:val="26"/>
           <w:szCs w:val="26"/>
         </w:rPr>
-        <w:t xml:space="preserve">2. Mọi thay đổi về nguồn dữ liệu huấn luyện hoặc về việc sử dụng dữ liệu khách hàng được cập nhật vào tuyên bố này và thông báo cho khách hàng trước khi áp dụng </w:t>
+        <w:t xml:space="preserve">2. </w:t>
       </w:r>
       <w:r>
         <w:rPr>
@@ -6634,19 +7129,19 @@
           <w:szCs w:val="26"/>
           <w:highlight w:val="yellow"/>
         </w:rPr>
-        <w:t xml:space="preserve">30</w:t>
-      </w:r>
-      <w:r>
-        <w:rPr>
-          <w:rFonts w:ascii="Times New Roman" w:cs="Times New Roman" w:eastAsia="Times New Roman" w:hAnsi="Times New Roman"/>
-          <w:b w:val="false"/>
-          <w:bCs w:val="false"/>
-          <w:i w:val="false"/>
-          <w:iCs w:val="false"/>
-          <w:sz w:val="26"/>
-          <w:szCs w:val="26"/>
-        </w:rPr>
-        <w:t xml:space="preserve"> ngày.</w:t>
+        <w:t xml:space="preserve">Công ty cổ phần Giải pháp Công nghệ TURBO</w:t>
+      </w:r>
+      <w:r>
+        <w:rPr>
+          <w:rFonts w:ascii="Times New Roman" w:cs="Times New Roman" w:eastAsia="Times New Roman" w:hAnsi="Times New Roman"/>
+          <w:b w:val="false"/>
+          <w:bCs w:val="false"/>
+          <w:i w:val="false"/>
+          <w:iCs w:val="false"/>
+          <w:sz w:val="26"/>
+          <w:szCs w:val="26"/>
+        </w:rPr>
+        <w:t xml:space="preserve"> không thu thập, xử lý hoặc sử dụng dữ liệu để phát triển, huấn luyện, kiểm thử hoặc vận hành hệ thống trí tuệ nhân tạo trái với quy định của pháp luật về dữ liệu, bảo vệ dữ liệu cá nhân, sở hữu trí tuệ và an ninh mạng (khoản 3 Điều 7 Luật Trí tuệ nhân tạo số 134/2025/QH15).</w:t>
       </w:r>
     </w:p>
     <w:p>
@@ -6665,7 +7160,51 @@
           <w:sz w:val="26"/>
           <w:szCs w:val="26"/>
         </w:rPr>
-        <w:t xml:space="preserve">3. Khách hàng có quyền yêu cầu </w:t>
+        <w:t xml:space="preserve">3. Mọi thay đổi về nguồn dữ liệu huấn luyện hoặc về việc sử dụng dữ liệu khách hàng được cập nhật vào tuyên bố này và thông báo cho khách hàng trước khi áp dụng </w:t>
+      </w:r>
+      <w:r>
+        <w:rPr>
+          <w:rFonts w:ascii="Times New Roman" w:cs="Times New Roman" w:eastAsia="Times New Roman" w:hAnsi="Times New Roman"/>
+          <w:b w:val="false"/>
+          <w:bCs w:val="false"/>
+          <w:i w:val="false"/>
+          <w:iCs w:val="false"/>
+          <w:sz w:val="26"/>
+          <w:szCs w:val="26"/>
+          <w:highlight w:val="yellow"/>
+        </w:rPr>
+        <w:t xml:space="preserve">30</w:t>
+      </w:r>
+      <w:r>
+        <w:rPr>
+          <w:rFonts w:ascii="Times New Roman" w:cs="Times New Roman" w:eastAsia="Times New Roman" w:hAnsi="Times New Roman"/>
+          <w:b w:val="false"/>
+          <w:bCs w:val="false"/>
+          <w:i w:val="false"/>
+          <w:iCs w:val="false"/>
+          <w:sz w:val="26"/>
+          <w:szCs w:val="26"/>
+        </w:rPr>
+        <w:t xml:space="preserve"> ngày.</w:t>
+      </w:r>
+    </w:p>
+    <w:p>
+      <w:pPr>
+        <w:spacing w:after="60" w:before="0" w:line="276" w:lineRule="auto"/>
+        <w:ind w:left="453" w:hanging="283"/>
+        <w:jc w:val="both"/>
+      </w:pPr>
+      <w:r>
+        <w:rPr>
+          <w:rFonts w:ascii="Times New Roman" w:cs="Times New Roman" w:eastAsia="Times New Roman" w:hAnsi="Times New Roman"/>
+          <w:b w:val="false"/>
+          <w:bCs w:val="false"/>
+          <w:i w:val="false"/>
+          <w:iCs w:val="false"/>
+          <w:sz w:val="26"/>
+          <w:szCs w:val="26"/>
+        </w:rPr>
+        <w:t xml:space="preserve">4. Khách hàng có quyền yêu cầu </w:t>
       </w:r>
       <w:r>
         <w:rPr>
